--- a/TC/Forms/04. Engagement_Confidentialite.docx
+++ b/TC/Forms/04. Engagement_Confidentialite.docx
@@ -1,6 +1,6 @@
 
 <file path=word/document.xml><?xml version="1.0" encoding="utf-8"?>
-<w:document xmlns:wpc="http://schemas.microsoft.com/office/word/2010/wordprocessingCanvas" xmlns:cx="http://schemas.microsoft.com/office/drawing/2014/chartex" xmlns:cx1="http://schemas.microsoft.com/office/drawing/2015/9/8/chartex" xmlns:cx2="http://schemas.microsoft.com/office/drawing/2015/10/21/chartex" xmlns:cx3="http://schemas.microsoft.com/office/drawing/2016/5/9/chartex" xmlns:cx4="http://schemas.microsoft.com/office/drawing/2016/5/10/chartex" xmlns:cx5="http://schemas.microsoft.com/office/drawing/2016/5/11/chartex" xmlns:cx6="http://schemas.microsoft.com/office/drawing/2016/5/12/chartex" xmlns:cx7="http://schemas.microsoft.com/office/drawing/2016/5/13/chartex" xmlns:cx8="http://schemas.microsoft.com/office/drawing/2016/5/14/chartex" xmlns:mc="http://schemas.openxmlformats.org/markup-compatibility/2006" xmlns:aink="http://schemas.microsoft.com/office/drawing/2016/ink" xmlns:am3d="http://schemas.microsoft.com/office/drawing/2017/model3d" xmlns:o="urn:schemas-microsoft-com:office:office" xmlns:oel="http://schemas.microsoft.com/office/2019/extlst" xmlns:r="http://schemas.openxmlformats.org/officeDocument/2006/relationships" xmlns:m="http://schemas.openxmlformats.org/officeDocument/2006/math" xmlns:v="urn:schemas-microsoft-com:vml" xmlns:wp14="http://schemas.microsoft.com/office/word/2010/wordprocessingDrawing" xmlns:wp="http://schemas.openxmlformats.org/drawingml/2006/wordprocessingDrawing" xmlns:w10="urn:schemas-microsoft-com:office:word" xmlns:w="http://schemas.openxmlformats.org/wordprocessingml/2006/main" xmlns:w14="http://schemas.microsoft.com/office/word/2010/wordml" xmlns:w15="http://schemas.microsoft.com/office/word/2012/wordml" xmlns:w16cex="http://schemas.microsoft.com/office/word/2018/wordml/cex" xmlns:w16cid="http://schemas.microsoft.com/office/word/2016/wordml/cid" xmlns:w16="http://schemas.microsoft.com/office/word/2018/wordml" xmlns:w16sdtdh="http://schemas.microsoft.com/office/word/2020/wordml/sdtdatahash" xmlns:w16se="http://schemas.microsoft.com/office/word/2015/wordml/symex" xmlns:wpg="http://schemas.microsoft.com/office/word/2010/wordprocessingGroup" xmlns:wpi="http://schemas.microsoft.com/office/word/2010/wordprocessingInk" xmlns:wne="http://schemas.microsoft.com/office/word/2006/wordml" xmlns:wps="http://schemas.microsoft.com/office/word/2010/wordprocessingShape" mc:Ignorable="w14 w15 w16se w16cid w16 w16cex w16sdtdh wp14">
+<w:document xmlns:wpc="http://schemas.microsoft.com/office/word/2010/wordprocessingCanvas" xmlns:cx="http://schemas.microsoft.com/office/drawing/2014/chartex" xmlns:cx1="http://schemas.microsoft.com/office/drawing/2015/9/8/chartex" xmlns:cx2="http://schemas.microsoft.com/office/drawing/2015/10/21/chartex" xmlns:cx3="http://schemas.microsoft.com/office/drawing/2016/5/9/chartex" xmlns:cx4="http://schemas.microsoft.com/office/drawing/2016/5/10/chartex" xmlns:cx5="http://schemas.microsoft.com/office/drawing/2016/5/11/chartex" xmlns:cx6="http://schemas.microsoft.com/office/drawing/2016/5/12/chartex" xmlns:cx7="http://schemas.microsoft.com/office/drawing/2016/5/13/chartex" xmlns:cx8="http://schemas.microsoft.com/office/drawing/2016/5/14/chartex" xmlns:mc="http://schemas.openxmlformats.org/markup-compatibility/2006" xmlns:aink="http://schemas.microsoft.com/office/drawing/2016/ink" xmlns:am3d="http://schemas.microsoft.com/office/drawing/2017/model3d" xmlns:o="urn:schemas-microsoft-com:office:office" xmlns:oel="http://schemas.microsoft.com/office/2019/extlst" xmlns:r="http://schemas.openxmlformats.org/officeDocument/2006/relationships" xmlns:m="http://schemas.openxmlformats.org/officeDocument/2006/math" xmlns:v="urn:schemas-microsoft-com:vml" xmlns:wp14="http://schemas.microsoft.com/office/word/2010/wordprocessingDrawing" xmlns:wp="http://schemas.openxmlformats.org/drawingml/2006/wordprocessingDrawing" xmlns:w10="urn:schemas-microsoft-com:office:word" xmlns:w="http://schemas.openxmlformats.org/wordprocessingml/2006/main" xmlns:w14="http://schemas.microsoft.com/office/word/2010/wordml" xmlns:w15="http://schemas.microsoft.com/office/word/2012/wordml" xmlns:w16cex="http://schemas.microsoft.com/office/word/2018/wordml/cex" xmlns:w16cid="http://schemas.microsoft.com/office/word/2016/wordml/cid" xmlns:w16="http://schemas.microsoft.com/office/word/2018/wordml" xmlns:w16du="http://schemas.microsoft.com/office/word/2023/wordml/word16du" xmlns:w16sdtdh="http://schemas.microsoft.com/office/word/2020/wordml/sdtdatahash" xmlns:w16sdtfl="http://schemas.microsoft.com/office/word/2024/wordml/sdtformatlock" xmlns:w16se="http://schemas.microsoft.com/office/word/2015/wordml/symex" xmlns:wpg="http://schemas.microsoft.com/office/word/2010/wordprocessingGroup" xmlns:wpi="http://schemas.microsoft.com/office/word/2010/wordprocessingInk" xmlns:wne="http://schemas.microsoft.com/office/word/2006/wordml" xmlns:wps="http://schemas.microsoft.com/office/word/2010/wordprocessingShape" mc:Ignorable="w14 w15 w16se w16cid w16 w16cex w16sdtdh w16sdtfl w16du wp14">
   <w:body>
     <w:p>
       <w:pPr>
@@ -11,6 +11,7 @@
           <w:bCs/>
           <w:sz w:val="36"/>
           <w:szCs w:val="36"/>
+          <w:lang w:val="fr-FR"/>
         </w:rPr>
       </w:pPr>
       <w:r>
@@ -20,6 +21,7 @@
           <w:bCs/>
           <w:sz w:val="36"/>
           <w:szCs w:val="36"/>
+          <w:lang w:val="fr-FR"/>
         </w:rPr>
         <w:t>GUARDE SECURITY SERVICE</w:t>
       </w:r>
@@ -33,6 +35,7 @@
           <w:bCs/>
           <w:sz w:val="28"/>
           <w:szCs w:val="28"/>
+          <w:lang w:val="fr-FR"/>
         </w:rPr>
       </w:pPr>
       <w:r>
@@ -42,6 +45,7 @@
           <w:bCs/>
           <w:sz w:val="28"/>
           <w:szCs w:val="28"/>
+          <w:lang w:val="fr-FR"/>
         </w:rPr>
         <w:t>ENGAGEMENT DE CONFIDENTIALITÉ ET DE PROTECTION DES DOCUMENTS ADMINISTRATIFS</w:t>
       </w:r>
@@ -52,6 +56,7 @@
           <w:rFonts w:ascii="Aptos" w:hAnsi="Aptos"/>
           <w:sz w:val="20"/>
           <w:szCs w:val="20"/>
+          <w:lang w:val="fr-FR"/>
         </w:rPr>
       </w:pPr>
       <w:r>
@@ -59,6 +64,7 @@
           <w:rFonts w:ascii="Aptos" w:hAnsi="Aptos"/>
           <w:sz w:val="20"/>
           <w:szCs w:val="20"/>
+          <w:lang w:val="fr-FR"/>
         </w:rPr>
         <w:br/>
         <w:t>Je soussigné(e) : __________________________________________</w:t>
@@ -68,14 +74,16 @@
           <w:rFonts w:ascii="Aptos" w:hAnsi="Aptos"/>
           <w:sz w:val="20"/>
           <w:szCs w:val="20"/>
-        </w:rPr>
-        <w:br/>
-      </w:r>
-      <w:r>
-        <w:rPr>
-          <w:rFonts w:ascii="Aptos" w:hAnsi="Aptos"/>
-          <w:sz w:val="20"/>
-          <w:szCs w:val="20"/>
+          <w:lang w:val="fr-FR"/>
+        </w:rPr>
+        <w:br/>
+      </w:r>
+      <w:r>
+        <w:rPr>
+          <w:rFonts w:ascii="Aptos" w:hAnsi="Aptos"/>
+          <w:sz w:val="20"/>
+          <w:szCs w:val="20"/>
+          <w:lang w:val="fr-FR"/>
         </w:rPr>
         <w:br/>
         <w:t>Né(e) le : ________________________________________________</w:t>
@@ -85,14 +93,16 @@
           <w:rFonts w:ascii="Aptos" w:hAnsi="Aptos"/>
           <w:sz w:val="20"/>
           <w:szCs w:val="20"/>
-        </w:rPr>
-        <w:br/>
-      </w:r>
-      <w:r>
-        <w:rPr>
-          <w:rFonts w:ascii="Aptos" w:hAnsi="Aptos"/>
-          <w:sz w:val="20"/>
-          <w:szCs w:val="20"/>
+          <w:lang w:val="fr-FR"/>
+        </w:rPr>
+        <w:br/>
+      </w:r>
+      <w:r>
+        <w:rPr>
+          <w:rFonts w:ascii="Aptos" w:hAnsi="Aptos"/>
+          <w:sz w:val="20"/>
+          <w:szCs w:val="20"/>
+          <w:lang w:val="fr-FR"/>
         </w:rPr>
         <w:br/>
         <w:t>Numéro de la pièce d'identité : _____________________________</w:t>
@@ -102,14 +112,16 @@
           <w:rFonts w:ascii="Aptos" w:hAnsi="Aptos"/>
           <w:sz w:val="20"/>
           <w:szCs w:val="20"/>
-        </w:rPr>
-        <w:br/>
-      </w:r>
-      <w:r>
-        <w:rPr>
-          <w:rFonts w:ascii="Aptos" w:hAnsi="Aptos"/>
-          <w:sz w:val="20"/>
-          <w:szCs w:val="20"/>
+          <w:lang w:val="fr-FR"/>
+        </w:rPr>
+        <w:br/>
+      </w:r>
+      <w:r>
+        <w:rPr>
+          <w:rFonts w:ascii="Aptos" w:hAnsi="Aptos"/>
+          <w:sz w:val="20"/>
+          <w:szCs w:val="20"/>
+          <w:lang w:val="fr-FR"/>
         </w:rPr>
         <w:br/>
         <w:t>Téléphone : _______________________________________________</w:t>
@@ -121,6 +133,7 @@
           <w:rFonts w:ascii="Aptos" w:hAnsi="Aptos"/>
           <w:sz w:val="20"/>
           <w:szCs w:val="20"/>
+          <w:lang w:val="fr-FR"/>
         </w:rPr>
       </w:pPr>
       <w:r>
@@ -128,63 +141,75 @@
           <w:rFonts w:ascii="Aptos" w:hAnsi="Aptos"/>
           <w:sz w:val="20"/>
           <w:szCs w:val="20"/>
-        </w:rPr>
-        <w:t>Reconnais avoir reçu ou avoir accès à certains documents et données administratives appartenant à</w:t>
-      </w:r>
-      <w:r>
-        <w:rPr>
-          <w:rFonts w:ascii="Aptos" w:hAnsi="Aptos"/>
-          <w:sz w:val="20"/>
-          <w:szCs w:val="20"/>
-        </w:rPr>
-        <w:t xml:space="preserve"> </w:t>
-      </w:r>
-      <w:r>
-        <w:rPr>
-          <w:rFonts w:ascii="Aptos" w:hAnsi="Aptos"/>
-          <w:sz w:val="20"/>
-          <w:szCs w:val="20"/>
-        </w:rPr>
-        <w:t>GSS Security Services.</w:t>
-      </w:r>
-      <w:r>
-        <w:rPr>
-          <w:rFonts w:ascii="Aptos" w:hAnsi="Aptos"/>
-          <w:sz w:val="20"/>
-          <w:szCs w:val="20"/>
-        </w:rPr>
-        <w:br/>
-      </w:r>
-      <w:r>
-        <w:rPr>
-          <w:rFonts w:ascii="Aptos" w:hAnsi="Aptos"/>
-          <w:sz w:val="20"/>
-          <w:szCs w:val="20"/>
+          <w:lang w:val="fr-FR"/>
+        </w:rPr>
+        <w:t xml:space="preserve">Reconnais avoir reçu </w:t>
+      </w:r>
+      <w:proofErr w:type="gramStart"/>
+      <w:r>
+        <w:rPr>
+          <w:rFonts w:ascii="Aptos" w:hAnsi="Aptos"/>
+          <w:sz w:val="20"/>
+          <w:szCs w:val="20"/>
+          <w:lang w:val="fr-FR"/>
+        </w:rPr>
+        <w:t>ou</w:t>
+      </w:r>
+      <w:proofErr w:type="gramEnd"/>
+      <w:r>
+        <w:rPr>
+          <w:rFonts w:ascii="Aptos" w:hAnsi="Aptos"/>
+          <w:sz w:val="20"/>
+          <w:szCs w:val="20"/>
+          <w:lang w:val="fr-FR"/>
+        </w:rPr>
+        <w:t xml:space="preserve"> avoir accès à certains documents et données administratives appartenant à GSS Security Services.</w:t>
+      </w:r>
+      <w:r>
+        <w:rPr>
+          <w:rFonts w:ascii="Aptos" w:hAnsi="Aptos"/>
+          <w:sz w:val="20"/>
+          <w:szCs w:val="20"/>
+          <w:lang w:val="fr-FR"/>
+        </w:rPr>
+        <w:br/>
+      </w:r>
+      <w:r>
+        <w:rPr>
+          <w:rFonts w:ascii="Aptos" w:hAnsi="Aptos"/>
+          <w:sz w:val="20"/>
+          <w:szCs w:val="20"/>
+          <w:lang w:val="fr-FR"/>
         </w:rPr>
         <w:br/>
         <w:t xml:space="preserve">Je m'engage </w:t>
       </w:r>
-      <w:r>
-        <w:rPr>
-          <w:rFonts w:ascii="Aptos" w:hAnsi="Aptos"/>
-          <w:sz w:val="20"/>
-          <w:szCs w:val="20"/>
+      <w:proofErr w:type="gramStart"/>
+      <w:r>
+        <w:rPr>
+          <w:rFonts w:ascii="Aptos" w:hAnsi="Aptos"/>
+          <w:sz w:val="20"/>
+          <w:szCs w:val="20"/>
+          <w:lang w:val="fr-FR"/>
         </w:rPr>
         <w:t>à:</w:t>
       </w:r>
-      <w:r>
-        <w:rPr>
-          <w:rFonts w:ascii="Aptos" w:hAnsi="Aptos"/>
-          <w:sz w:val="20"/>
-          <w:szCs w:val="20"/>
-        </w:rPr>
-        <w:br/>
-      </w:r>
-      <w:r>
-        <w:rPr>
-          <w:rFonts w:ascii="Aptos" w:hAnsi="Aptos"/>
-          <w:sz w:val="20"/>
-          <w:szCs w:val="20"/>
+      <w:proofErr w:type="gramEnd"/>
+      <w:r>
+        <w:rPr>
+          <w:rFonts w:ascii="Aptos" w:hAnsi="Aptos"/>
+          <w:sz w:val="20"/>
+          <w:szCs w:val="20"/>
+          <w:lang w:val="fr-FR"/>
+        </w:rPr>
+        <w:br/>
+      </w:r>
+      <w:r>
+        <w:rPr>
+          <w:rFonts w:ascii="Aptos" w:hAnsi="Aptos"/>
+          <w:sz w:val="20"/>
+          <w:szCs w:val="20"/>
+          <w:lang w:val="fr-FR"/>
         </w:rPr>
         <w:br/>
         <w:t>1. Préserver la confidentialité de tous les documents administratifs, dossiers, données, formulaires et informations mis à ma disposition.</w:t>
@@ -194,6 +219,7 @@
           <w:rFonts w:ascii="Aptos" w:hAnsi="Aptos"/>
           <w:sz w:val="20"/>
           <w:szCs w:val="20"/>
+          <w:lang w:val="fr-FR"/>
         </w:rPr>
         <w:br/>
         <w:t>2. Ne pas remettre, partager, copier, reproduire, photographier ou transmettre ces documents à une tierce personne sans autorisation écrite préalable de GSS Security Services.</w:t>
@@ -203,6 +229,7 @@
           <w:rFonts w:ascii="Aptos" w:hAnsi="Aptos"/>
           <w:sz w:val="20"/>
           <w:szCs w:val="20"/>
+          <w:lang w:val="fr-FR"/>
         </w:rPr>
         <w:br/>
         <w:t>3. Utiliser ces documents uniquement dans le cadre autorisé par l'entreprise.</w:t>
@@ -212,6 +239,7 @@
           <w:rFonts w:ascii="Aptos" w:hAnsi="Aptos"/>
           <w:sz w:val="20"/>
           <w:szCs w:val="20"/>
+          <w:lang w:val="fr-FR"/>
         </w:rPr>
         <w:br/>
         <w:t>4. Protéger les informations contre toute perte, divulgation ou utilisation non autorisée.</w:t>
@@ -221,6 +249,7 @@
           <w:rFonts w:ascii="Aptos" w:hAnsi="Aptos"/>
           <w:sz w:val="20"/>
           <w:szCs w:val="20"/>
+          <w:lang w:val="fr-FR"/>
         </w:rPr>
         <w:br/>
         <w:t>5. Restituer immédiatement tout document appartenant à l'entreprise à la demande de celle-ci.</w:t>
@@ -230,14 +259,16 @@
           <w:rFonts w:ascii="Aptos" w:hAnsi="Aptos"/>
           <w:sz w:val="20"/>
           <w:szCs w:val="20"/>
-        </w:rPr>
-        <w:br/>
-      </w:r>
-      <w:r>
-        <w:rPr>
-          <w:rFonts w:ascii="Aptos" w:hAnsi="Aptos"/>
-          <w:sz w:val="20"/>
-          <w:szCs w:val="20"/>
+          <w:lang w:val="fr-FR"/>
+        </w:rPr>
+        <w:br/>
+      </w:r>
+      <w:r>
+        <w:rPr>
+          <w:rFonts w:ascii="Aptos" w:hAnsi="Aptos"/>
+          <w:sz w:val="20"/>
+          <w:szCs w:val="20"/>
+          <w:lang w:val="fr-FR"/>
         </w:rPr>
         <w:br/>
         <w:t>Je reconnais qu'en cas de violation du présent engagement, GSS Security Services se réserve le droit d'engager toute procédure administrative ou judiciaire nécessaire conformément aux lois en vigueur, ainsi que de réclamer réparation pour tout préjudice subi.</w:t>
@@ -247,14 +278,16 @@
           <w:rFonts w:ascii="Aptos" w:hAnsi="Aptos"/>
           <w:sz w:val="20"/>
           <w:szCs w:val="20"/>
-        </w:rPr>
-        <w:br/>
-      </w:r>
-      <w:r>
-        <w:rPr>
-          <w:rFonts w:ascii="Aptos" w:hAnsi="Aptos"/>
-          <w:sz w:val="20"/>
-          <w:szCs w:val="20"/>
+          <w:lang w:val="fr-FR"/>
+        </w:rPr>
+        <w:br/>
+      </w:r>
+      <w:r>
+        <w:rPr>
+          <w:rFonts w:ascii="Aptos" w:hAnsi="Aptos"/>
+          <w:sz w:val="20"/>
+          <w:szCs w:val="20"/>
+          <w:lang w:val="fr-FR"/>
         </w:rPr>
         <w:br/>
         <w:t>Le présent engagement est signé librement et prend effet à compter de sa date de signature.</w:t>
@@ -264,14 +297,16 @@
           <w:rFonts w:ascii="Aptos" w:hAnsi="Aptos"/>
           <w:sz w:val="20"/>
           <w:szCs w:val="20"/>
-        </w:rPr>
-        <w:br/>
-      </w:r>
-      <w:r>
-        <w:rPr>
-          <w:rFonts w:ascii="Aptos" w:hAnsi="Aptos"/>
-          <w:sz w:val="20"/>
-          <w:szCs w:val="20"/>
+          <w:lang w:val="fr-FR"/>
+        </w:rPr>
+        <w:br/>
+      </w:r>
+      <w:r>
+        <w:rPr>
+          <w:rFonts w:ascii="Aptos" w:hAnsi="Aptos"/>
+          <w:sz w:val="20"/>
+          <w:szCs w:val="20"/>
+          <w:lang w:val="fr-FR"/>
         </w:rPr>
         <w:br/>
         <w:t>Fait à : _________________________________________________</w:t>
@@ -281,14 +316,16 @@
           <w:rFonts w:ascii="Aptos" w:hAnsi="Aptos"/>
           <w:sz w:val="20"/>
           <w:szCs w:val="20"/>
-        </w:rPr>
-        <w:br/>
-      </w:r>
-      <w:r>
-        <w:rPr>
-          <w:rFonts w:ascii="Aptos" w:hAnsi="Aptos"/>
-          <w:sz w:val="20"/>
-          <w:szCs w:val="20"/>
+          <w:lang w:val="fr-FR"/>
+        </w:rPr>
+        <w:br/>
+      </w:r>
+      <w:r>
+        <w:rPr>
+          <w:rFonts w:ascii="Aptos" w:hAnsi="Aptos"/>
+          <w:sz w:val="20"/>
+          <w:szCs w:val="20"/>
+          <w:lang w:val="fr-FR"/>
         </w:rPr>
         <w:br/>
         <w:t>Le : ____ / ____ / ______</w:t>
@@ -298,14 +335,16 @@
           <w:rFonts w:ascii="Aptos" w:hAnsi="Aptos"/>
           <w:sz w:val="20"/>
           <w:szCs w:val="20"/>
-        </w:rPr>
-        <w:br/>
-      </w:r>
-      <w:r>
-        <w:rPr>
-          <w:rFonts w:ascii="Aptos" w:hAnsi="Aptos"/>
-          <w:sz w:val="20"/>
-          <w:szCs w:val="20"/>
+          <w:lang w:val="fr-FR"/>
+        </w:rPr>
+        <w:br/>
+      </w:r>
+      <w:r>
+        <w:rPr>
+          <w:rFonts w:ascii="Aptos" w:hAnsi="Aptos"/>
+          <w:sz w:val="20"/>
+          <w:szCs w:val="20"/>
+          <w:lang w:val="fr-FR"/>
         </w:rPr>
         <w:br/>
         <w:t>Nom complet : ____________________________________________</w:t>
@@ -315,14 +354,16 @@
           <w:rFonts w:ascii="Aptos" w:hAnsi="Aptos"/>
           <w:sz w:val="20"/>
           <w:szCs w:val="20"/>
-        </w:rPr>
-        <w:br/>
-      </w:r>
-      <w:r>
-        <w:rPr>
-          <w:rFonts w:ascii="Aptos" w:hAnsi="Aptos"/>
-          <w:sz w:val="20"/>
-          <w:szCs w:val="20"/>
+          <w:lang w:val="fr-FR"/>
+        </w:rPr>
+        <w:br/>
+      </w:r>
+      <w:r>
+        <w:rPr>
+          <w:rFonts w:ascii="Aptos" w:hAnsi="Aptos"/>
+          <w:sz w:val="20"/>
+          <w:szCs w:val="20"/>
+          <w:lang w:val="fr-FR"/>
         </w:rPr>
         <w:br/>
         <w:t>Signature : ______________________________________________</w:t>
@@ -332,22 +373,25 @@
           <w:rFonts w:ascii="Aptos" w:hAnsi="Aptos"/>
           <w:sz w:val="20"/>
           <w:szCs w:val="20"/>
-        </w:rPr>
-        <w:br/>
-      </w:r>
-      <w:r>
-        <w:rPr>
-          <w:rFonts w:ascii="Aptos" w:hAnsi="Aptos"/>
-          <w:sz w:val="20"/>
-          <w:szCs w:val="20"/>
-        </w:rPr>
-        <w:br/>
-      </w:r>
-      <w:r>
-        <w:rPr>
-          <w:rFonts w:ascii="Aptos" w:hAnsi="Aptos"/>
-          <w:sz w:val="20"/>
-          <w:szCs w:val="20"/>
+          <w:lang w:val="fr-FR"/>
+        </w:rPr>
+        <w:br/>
+      </w:r>
+      <w:r>
+        <w:rPr>
+          <w:rFonts w:ascii="Aptos" w:hAnsi="Aptos"/>
+          <w:sz w:val="20"/>
+          <w:szCs w:val="20"/>
+          <w:lang w:val="fr-FR"/>
+        </w:rPr>
+        <w:br/>
+      </w:r>
+      <w:r>
+        <w:rPr>
+          <w:rFonts w:ascii="Aptos" w:hAnsi="Aptos"/>
+          <w:sz w:val="20"/>
+          <w:szCs w:val="20"/>
+          <w:lang w:val="fr-FR"/>
         </w:rPr>
         <w:br/>
         <w:t>Signature et cachet de GSS : ______________________________</w:t>
@@ -357,17 +401,25 @@
           <w:rFonts w:ascii="Aptos" w:hAnsi="Aptos"/>
           <w:sz w:val="20"/>
           <w:szCs w:val="20"/>
-        </w:rPr>
-        <w:br/>
-      </w:r>
+          <w:lang w:val="fr-FR"/>
+        </w:rPr>
+        <w:br/>
+      </w:r>
+    </w:p>
+    <w:p>
+      <w:pPr>
+        <w:rPr>
+          <w:lang w:val="fr-FR"/>
+        </w:rPr>
+      </w:pPr>
     </w:p>
     <w:sectPr>
-      <w:headerReference w:type="even" r:id="rId6"/>
-      <w:headerReference w:type="default" r:id="rId7"/>
-      <w:footerReference w:type="even" r:id="rId8"/>
-      <w:footerReference w:type="default" r:id="rId9"/>
-      <w:headerReference w:type="first" r:id="rId10"/>
-      <w:footerReference w:type="first" r:id="rId11"/>
+      <w:headerReference w:type="even" r:id="rId4"/>
+      <w:headerReference w:type="default" r:id="rId5"/>
+      <w:footerReference w:type="even" r:id="rId6"/>
+      <w:footerReference w:type="default" r:id="rId7"/>
+      <w:headerReference w:type="first" r:id="rId8"/>
+      <w:footerReference w:type="first" r:id="rId9"/>
       <w:pgSz w:w="12240" w:h="15840"/>
       <w:pgMar w:top="1440" w:right="1800" w:bottom="1440" w:left="1800" w:header="720" w:footer="720" w:gutter="0"/>
       <w:pgNumType w:start="1"/>
@@ -377,33 +429,8 @@
 </w:document>
 </file>
 
-<file path=word/endnotes.xml><?xml version="1.0" encoding="utf-8"?>
-<w:endnotes xmlns:wpc="http://schemas.microsoft.com/office/word/2010/wordprocessingCanvas" xmlns:cx="http://schemas.microsoft.com/office/drawing/2014/chartex" xmlns:cx1="http://schemas.microsoft.com/office/drawing/2015/9/8/chartex" xmlns:cx2="http://schemas.microsoft.com/office/drawing/2015/10/21/chartex" xmlns:cx3="http://schemas.microsoft.com/office/drawing/2016/5/9/chartex" xmlns:cx4="http://schemas.microsoft.com/office/drawing/2016/5/10/chartex" xmlns:cx5="http://schemas.microsoft.com/office/drawing/2016/5/11/chartex" xmlns:cx6="http://schemas.microsoft.com/office/drawing/2016/5/12/chartex" xmlns:cx7="http://schemas.microsoft.com/office/drawing/2016/5/13/chartex" xmlns:cx8="http://schemas.microsoft.com/office/drawing/2016/5/14/chartex" xmlns:mc="http://schemas.openxmlformats.org/markup-compatibility/2006" xmlns:aink="http://schemas.microsoft.com/office/drawing/2016/ink" xmlns:am3d="http://schemas.microsoft.com/office/drawing/2017/model3d" xmlns:o="urn:schemas-microsoft-com:office:office" xmlns:oel="http://schemas.microsoft.com/office/2019/extlst" xmlns:r="http://schemas.openxmlformats.org/officeDocument/2006/relationships" xmlns:m="http://schemas.openxmlformats.org/officeDocument/2006/math" xmlns:v="urn:schemas-microsoft-com:vml" xmlns:wp14="http://schemas.microsoft.com/office/word/2010/wordprocessingDrawing" xmlns:wp="http://schemas.openxmlformats.org/drawingml/2006/wordprocessingDrawing" xmlns:w10="urn:schemas-microsoft-com:office:word" xmlns:w="http://schemas.openxmlformats.org/wordprocessingml/2006/main" xmlns:w14="http://schemas.microsoft.com/office/word/2010/wordml" xmlns:w15="http://schemas.microsoft.com/office/word/2012/wordml" xmlns:w16cex="http://schemas.microsoft.com/office/word/2018/wordml/cex" xmlns:w16cid="http://schemas.microsoft.com/office/word/2016/wordml/cid" xmlns:w16="http://schemas.microsoft.com/office/word/2018/wordml" xmlns:w16sdtdh="http://schemas.microsoft.com/office/word/2020/wordml/sdtdatahash" xmlns:w16se="http://schemas.microsoft.com/office/word/2015/wordml/symex" xmlns:wpg="http://schemas.microsoft.com/office/word/2010/wordprocessingGroup" xmlns:wpi="http://schemas.microsoft.com/office/word/2010/wordprocessingInk" xmlns:wne="http://schemas.microsoft.com/office/word/2006/wordml" xmlns:wps="http://schemas.microsoft.com/office/word/2010/wordprocessingShape" mc:Ignorable="w14 w15 w16se w16cid w16 w16cex w16sdtdh wp14">
-  <w:endnote w:type="separator" w:id="-1">
-    <w:p>
-      <w:pPr>
-        <w:spacing w:after="0" w:line="240" w:lineRule="auto"/>
-      </w:pPr>
-      <w:r>
-        <w:separator/>
-      </w:r>
-    </w:p>
-  </w:endnote>
-  <w:endnote w:type="continuationSeparator" w:id="0">
-    <w:p>
-      <w:pPr>
-        <w:spacing w:after="0" w:line="240" w:lineRule="auto"/>
-      </w:pPr>
-      <w:r>
-        <w:continuationSeparator/>
-      </w:r>
-    </w:p>
-  </w:endnote>
-</w:endnotes>
-</file>
-
 <file path=word/footer1.xml><?xml version="1.0" encoding="utf-8"?>
-<w:ftr xmlns:wpc="http://schemas.microsoft.com/office/word/2010/wordprocessingCanvas" xmlns:cx="http://schemas.microsoft.com/office/drawing/2014/chartex" xmlns:cx1="http://schemas.microsoft.com/office/drawing/2015/9/8/chartex" xmlns:cx2="http://schemas.microsoft.com/office/drawing/2015/10/21/chartex" xmlns:cx3="http://schemas.microsoft.com/office/drawing/2016/5/9/chartex" xmlns:cx4="http://schemas.microsoft.com/office/drawing/2016/5/10/chartex" xmlns:cx5="http://schemas.microsoft.com/office/drawing/2016/5/11/chartex" xmlns:cx6="http://schemas.microsoft.com/office/drawing/2016/5/12/chartex" xmlns:cx7="http://schemas.microsoft.com/office/drawing/2016/5/13/chartex" xmlns:cx8="http://schemas.microsoft.com/office/drawing/2016/5/14/chartex" xmlns:mc="http://schemas.openxmlformats.org/markup-compatibility/2006" xmlns:aink="http://schemas.microsoft.com/office/drawing/2016/ink" xmlns:am3d="http://schemas.microsoft.com/office/drawing/2017/model3d" xmlns:o="urn:schemas-microsoft-com:office:office" xmlns:oel="http://schemas.microsoft.com/office/2019/extlst" xmlns:r="http://schemas.openxmlformats.org/officeDocument/2006/relationships" xmlns:m="http://schemas.openxmlformats.org/officeDocument/2006/math" xmlns:v="urn:schemas-microsoft-com:vml" xmlns:wp14="http://schemas.microsoft.com/office/word/2010/wordprocessingDrawing" xmlns:wp="http://schemas.openxmlformats.org/drawingml/2006/wordprocessingDrawing" xmlns:w10="urn:schemas-microsoft-com:office:word" xmlns:w="http://schemas.openxmlformats.org/wordprocessingml/2006/main" xmlns:w14="http://schemas.microsoft.com/office/word/2010/wordml" xmlns:w15="http://schemas.microsoft.com/office/word/2012/wordml" xmlns:w16cex="http://schemas.microsoft.com/office/word/2018/wordml/cex" xmlns:w16cid="http://schemas.microsoft.com/office/word/2016/wordml/cid" xmlns:w16="http://schemas.microsoft.com/office/word/2018/wordml" xmlns:w16sdtdh="http://schemas.microsoft.com/office/word/2020/wordml/sdtdatahash" xmlns:w16se="http://schemas.microsoft.com/office/word/2015/wordml/symex" xmlns:wpg="http://schemas.microsoft.com/office/word/2010/wordprocessingGroup" xmlns:wpi="http://schemas.microsoft.com/office/word/2010/wordprocessingInk" xmlns:wne="http://schemas.microsoft.com/office/word/2006/wordml" xmlns:wps="http://schemas.microsoft.com/office/word/2010/wordprocessingShape" mc:Ignorable="w14 w15 w16se w16cid w16 w16cex w16sdtdh wp14">
+<w:ftr xmlns:wpc="http://schemas.microsoft.com/office/word/2010/wordprocessingCanvas" xmlns:cx="http://schemas.microsoft.com/office/drawing/2014/chartex" xmlns:cx1="http://schemas.microsoft.com/office/drawing/2015/9/8/chartex" xmlns:cx2="http://schemas.microsoft.com/office/drawing/2015/10/21/chartex" xmlns:cx3="http://schemas.microsoft.com/office/drawing/2016/5/9/chartex" xmlns:cx4="http://schemas.microsoft.com/office/drawing/2016/5/10/chartex" xmlns:cx5="http://schemas.microsoft.com/office/drawing/2016/5/11/chartex" xmlns:cx6="http://schemas.microsoft.com/office/drawing/2016/5/12/chartex" xmlns:cx7="http://schemas.microsoft.com/office/drawing/2016/5/13/chartex" xmlns:cx8="http://schemas.microsoft.com/office/drawing/2016/5/14/chartex" xmlns:mc="http://schemas.openxmlformats.org/markup-compatibility/2006" xmlns:aink="http://schemas.microsoft.com/office/drawing/2016/ink" xmlns:am3d="http://schemas.microsoft.com/office/drawing/2017/model3d" xmlns:o="urn:schemas-microsoft-com:office:office" xmlns:oel="http://schemas.microsoft.com/office/2019/extlst" xmlns:r="http://schemas.openxmlformats.org/officeDocument/2006/relationships" xmlns:m="http://schemas.openxmlformats.org/officeDocument/2006/math" xmlns:v="urn:schemas-microsoft-com:vml" xmlns:wp14="http://schemas.microsoft.com/office/word/2010/wordprocessingDrawing" xmlns:wp="http://schemas.openxmlformats.org/drawingml/2006/wordprocessingDrawing" xmlns:w10="urn:schemas-microsoft-com:office:word" xmlns:w="http://schemas.openxmlformats.org/wordprocessingml/2006/main" xmlns:w14="http://schemas.microsoft.com/office/word/2010/wordml" xmlns:w15="http://schemas.microsoft.com/office/word/2012/wordml" xmlns:w16cex="http://schemas.microsoft.com/office/word/2018/wordml/cex" xmlns:w16cid="http://schemas.microsoft.com/office/word/2016/wordml/cid" xmlns:w16="http://schemas.microsoft.com/office/word/2018/wordml" xmlns:w16du="http://schemas.microsoft.com/office/word/2023/wordml/word16du" xmlns:w16sdtdh="http://schemas.microsoft.com/office/word/2020/wordml/sdtdatahash" xmlns:w16sdtfl="http://schemas.microsoft.com/office/word/2024/wordml/sdtformatlock" xmlns:w16se="http://schemas.microsoft.com/office/word/2015/wordml/symex" xmlns:wpg="http://schemas.microsoft.com/office/word/2010/wordprocessingGroup" xmlns:wpi="http://schemas.microsoft.com/office/word/2010/wordprocessingInk" xmlns:wne="http://schemas.microsoft.com/office/word/2006/wordml" xmlns:wps="http://schemas.microsoft.com/office/word/2010/wordprocessingShape" mc:Ignorable="w14 w15 w16se w16cid w16 w16cex w16sdtdh w16sdtfl w16du wp14">
   <w:p>
     <w:pPr>
       <w:pStyle w:val="Footer"/>
@@ -413,7 +440,7 @@
 </file>
 
 <file path=word/footer2.xml><?xml version="1.0" encoding="utf-8"?>
-<w:ftr xmlns:wpc="http://schemas.microsoft.com/office/word/2010/wordprocessingCanvas" xmlns:cx="http://schemas.microsoft.com/office/drawing/2014/chartex" xmlns:cx1="http://schemas.microsoft.com/office/drawing/2015/9/8/chartex" xmlns:cx2="http://schemas.microsoft.com/office/drawing/2015/10/21/chartex" xmlns:cx3="http://schemas.microsoft.com/office/drawing/2016/5/9/chartex" xmlns:cx4="http://schemas.microsoft.com/office/drawing/2016/5/10/chartex" xmlns:cx5="http://schemas.microsoft.com/office/drawing/2016/5/11/chartex" xmlns:cx6="http://schemas.microsoft.com/office/drawing/2016/5/12/chartex" xmlns:cx7="http://schemas.microsoft.com/office/drawing/2016/5/13/chartex" xmlns:cx8="http://schemas.microsoft.com/office/drawing/2016/5/14/chartex" xmlns:mc="http://schemas.openxmlformats.org/markup-compatibility/2006" xmlns:aink="http://schemas.microsoft.com/office/drawing/2016/ink" xmlns:am3d="http://schemas.microsoft.com/office/drawing/2017/model3d" xmlns:o="urn:schemas-microsoft-com:office:office" xmlns:oel="http://schemas.microsoft.com/office/2019/extlst" xmlns:r="http://schemas.openxmlformats.org/officeDocument/2006/relationships" xmlns:m="http://schemas.openxmlformats.org/officeDocument/2006/math" xmlns:v="urn:schemas-microsoft-com:vml" xmlns:wp14="http://schemas.microsoft.com/office/word/2010/wordprocessingDrawing" xmlns:wp="http://schemas.openxmlformats.org/drawingml/2006/wordprocessingDrawing" xmlns:w10="urn:schemas-microsoft-com:office:word" xmlns:w="http://schemas.openxmlformats.org/wordprocessingml/2006/main" xmlns:w14="http://schemas.microsoft.com/office/word/2010/wordml" xmlns:w15="http://schemas.microsoft.com/office/word/2012/wordml" xmlns:w16cex="http://schemas.microsoft.com/office/word/2018/wordml/cex" xmlns:w16cid="http://schemas.microsoft.com/office/word/2016/wordml/cid" xmlns:w16="http://schemas.microsoft.com/office/word/2018/wordml" xmlns:w16sdtdh="http://schemas.microsoft.com/office/word/2020/wordml/sdtdatahash" xmlns:w16se="http://schemas.microsoft.com/office/word/2015/wordml/symex" xmlns:wpg="http://schemas.microsoft.com/office/word/2010/wordprocessingGroup" xmlns:wpi="http://schemas.microsoft.com/office/word/2010/wordprocessingInk" xmlns:wne="http://schemas.microsoft.com/office/word/2006/wordml" xmlns:wps="http://schemas.microsoft.com/office/word/2010/wordprocessingShape" mc:Ignorable="w14 w15 w16se w16cid w16 w16cex w16sdtdh wp14">
+<w:ftr xmlns:wpc="http://schemas.microsoft.com/office/word/2010/wordprocessingCanvas" xmlns:cx="http://schemas.microsoft.com/office/drawing/2014/chartex" xmlns:cx1="http://schemas.microsoft.com/office/drawing/2015/9/8/chartex" xmlns:cx2="http://schemas.microsoft.com/office/drawing/2015/10/21/chartex" xmlns:cx3="http://schemas.microsoft.com/office/drawing/2016/5/9/chartex" xmlns:cx4="http://schemas.microsoft.com/office/drawing/2016/5/10/chartex" xmlns:cx5="http://schemas.microsoft.com/office/drawing/2016/5/11/chartex" xmlns:cx6="http://schemas.microsoft.com/office/drawing/2016/5/12/chartex" xmlns:cx7="http://schemas.microsoft.com/office/drawing/2016/5/13/chartex" xmlns:cx8="http://schemas.microsoft.com/office/drawing/2016/5/14/chartex" xmlns:mc="http://schemas.openxmlformats.org/markup-compatibility/2006" xmlns:aink="http://schemas.microsoft.com/office/drawing/2016/ink" xmlns:am3d="http://schemas.microsoft.com/office/drawing/2017/model3d" xmlns:o="urn:schemas-microsoft-com:office:office" xmlns:oel="http://schemas.microsoft.com/office/2019/extlst" xmlns:r="http://schemas.openxmlformats.org/officeDocument/2006/relationships" xmlns:m="http://schemas.openxmlformats.org/officeDocument/2006/math" xmlns:v="urn:schemas-microsoft-com:vml" xmlns:wp14="http://schemas.microsoft.com/office/word/2010/wordprocessingDrawing" xmlns:wp="http://schemas.openxmlformats.org/drawingml/2006/wordprocessingDrawing" xmlns:w10="urn:schemas-microsoft-com:office:word" xmlns:w="http://schemas.openxmlformats.org/wordprocessingml/2006/main" xmlns:w14="http://schemas.microsoft.com/office/word/2010/wordml" xmlns:w15="http://schemas.microsoft.com/office/word/2012/wordml" xmlns:w16cex="http://schemas.microsoft.com/office/word/2018/wordml/cex" xmlns:w16cid="http://schemas.microsoft.com/office/word/2016/wordml/cid" xmlns:w16="http://schemas.microsoft.com/office/word/2018/wordml" xmlns:w16du="http://schemas.microsoft.com/office/word/2023/wordml/word16du" xmlns:w16sdtdh="http://schemas.microsoft.com/office/word/2020/wordml/sdtdatahash" xmlns:w16sdtfl="http://schemas.microsoft.com/office/word/2024/wordml/sdtformatlock" xmlns:w16se="http://schemas.microsoft.com/office/word/2015/wordml/symex" xmlns:wpg="http://schemas.microsoft.com/office/word/2010/wordprocessingGroup" xmlns:wpi="http://schemas.microsoft.com/office/word/2010/wordprocessingInk" xmlns:wne="http://schemas.microsoft.com/office/word/2006/wordml" xmlns:wps="http://schemas.microsoft.com/office/word/2010/wordprocessingShape" mc:Ignorable="w14 w15 w16se w16cid w16 w16cex w16sdtdh w16sdtfl w16du wp14">
   <w:p>
     <w:pPr>
       <w:pStyle w:val="Footer"/>
@@ -423,7 +450,7 @@
 </file>
 
 <file path=word/footer3.xml><?xml version="1.0" encoding="utf-8"?>
-<w:ftr xmlns:wpc="http://schemas.microsoft.com/office/word/2010/wordprocessingCanvas" xmlns:cx="http://schemas.microsoft.com/office/drawing/2014/chartex" xmlns:cx1="http://schemas.microsoft.com/office/drawing/2015/9/8/chartex" xmlns:cx2="http://schemas.microsoft.com/office/drawing/2015/10/21/chartex" xmlns:cx3="http://schemas.microsoft.com/office/drawing/2016/5/9/chartex" xmlns:cx4="http://schemas.microsoft.com/office/drawing/2016/5/10/chartex" xmlns:cx5="http://schemas.microsoft.com/office/drawing/2016/5/11/chartex" xmlns:cx6="http://schemas.microsoft.com/office/drawing/2016/5/12/chartex" xmlns:cx7="http://schemas.microsoft.com/office/drawing/2016/5/13/chartex" xmlns:cx8="http://schemas.microsoft.com/office/drawing/2016/5/14/chartex" xmlns:mc="http://schemas.openxmlformats.org/markup-compatibility/2006" xmlns:aink="http://schemas.microsoft.com/office/drawing/2016/ink" xmlns:am3d="http://schemas.microsoft.com/office/drawing/2017/model3d" xmlns:o="urn:schemas-microsoft-com:office:office" xmlns:oel="http://schemas.microsoft.com/office/2019/extlst" xmlns:r="http://schemas.openxmlformats.org/officeDocument/2006/relationships" xmlns:m="http://schemas.openxmlformats.org/officeDocument/2006/math" xmlns:v="urn:schemas-microsoft-com:vml" xmlns:wp14="http://schemas.microsoft.com/office/word/2010/wordprocessingDrawing" xmlns:wp="http://schemas.openxmlformats.org/drawingml/2006/wordprocessingDrawing" xmlns:w10="urn:schemas-microsoft-com:office:word" xmlns:w="http://schemas.openxmlformats.org/wordprocessingml/2006/main" xmlns:w14="http://schemas.microsoft.com/office/word/2010/wordml" xmlns:w15="http://schemas.microsoft.com/office/word/2012/wordml" xmlns:w16cex="http://schemas.microsoft.com/office/word/2018/wordml/cex" xmlns:w16cid="http://schemas.microsoft.com/office/word/2016/wordml/cid" xmlns:w16="http://schemas.microsoft.com/office/word/2018/wordml" xmlns:w16sdtdh="http://schemas.microsoft.com/office/word/2020/wordml/sdtdatahash" xmlns:w16se="http://schemas.microsoft.com/office/word/2015/wordml/symex" xmlns:wpg="http://schemas.microsoft.com/office/word/2010/wordprocessingGroup" xmlns:wpi="http://schemas.microsoft.com/office/word/2010/wordprocessingInk" xmlns:wne="http://schemas.microsoft.com/office/word/2006/wordml" xmlns:wps="http://schemas.microsoft.com/office/word/2010/wordprocessingShape" mc:Ignorable="w14 w15 w16se w16cid w16 w16cex w16sdtdh wp14">
+<w:ftr xmlns:wpc="http://schemas.microsoft.com/office/word/2010/wordprocessingCanvas" xmlns:cx="http://schemas.microsoft.com/office/drawing/2014/chartex" xmlns:cx1="http://schemas.microsoft.com/office/drawing/2015/9/8/chartex" xmlns:cx2="http://schemas.microsoft.com/office/drawing/2015/10/21/chartex" xmlns:cx3="http://schemas.microsoft.com/office/drawing/2016/5/9/chartex" xmlns:cx4="http://schemas.microsoft.com/office/drawing/2016/5/10/chartex" xmlns:cx5="http://schemas.microsoft.com/office/drawing/2016/5/11/chartex" xmlns:cx6="http://schemas.microsoft.com/office/drawing/2016/5/12/chartex" xmlns:cx7="http://schemas.microsoft.com/office/drawing/2016/5/13/chartex" xmlns:cx8="http://schemas.microsoft.com/office/drawing/2016/5/14/chartex" xmlns:mc="http://schemas.openxmlformats.org/markup-compatibility/2006" xmlns:aink="http://schemas.microsoft.com/office/drawing/2016/ink" xmlns:am3d="http://schemas.microsoft.com/office/drawing/2017/model3d" xmlns:o="urn:schemas-microsoft-com:office:office" xmlns:oel="http://schemas.microsoft.com/office/2019/extlst" xmlns:r="http://schemas.openxmlformats.org/officeDocument/2006/relationships" xmlns:m="http://schemas.openxmlformats.org/officeDocument/2006/math" xmlns:v="urn:schemas-microsoft-com:vml" xmlns:wp14="http://schemas.microsoft.com/office/word/2010/wordprocessingDrawing" xmlns:wp="http://schemas.openxmlformats.org/drawingml/2006/wordprocessingDrawing" xmlns:w10="urn:schemas-microsoft-com:office:word" xmlns:w="http://schemas.openxmlformats.org/wordprocessingml/2006/main" xmlns:w14="http://schemas.microsoft.com/office/word/2010/wordml" xmlns:w15="http://schemas.microsoft.com/office/word/2012/wordml" xmlns:w16cex="http://schemas.microsoft.com/office/word/2018/wordml/cex" xmlns:w16cid="http://schemas.microsoft.com/office/word/2016/wordml/cid" xmlns:w16="http://schemas.microsoft.com/office/word/2018/wordml" xmlns:w16du="http://schemas.microsoft.com/office/word/2023/wordml/word16du" xmlns:w16sdtdh="http://schemas.microsoft.com/office/word/2020/wordml/sdtdatahash" xmlns:w16sdtfl="http://schemas.microsoft.com/office/word/2024/wordml/sdtformatlock" xmlns:w16se="http://schemas.microsoft.com/office/word/2015/wordml/symex" xmlns:wpg="http://schemas.microsoft.com/office/word/2010/wordprocessingGroup" xmlns:wpi="http://schemas.microsoft.com/office/word/2010/wordprocessingInk" xmlns:wne="http://schemas.microsoft.com/office/word/2006/wordml" xmlns:wps="http://schemas.microsoft.com/office/word/2010/wordprocessingShape" mc:Ignorable="w14 w15 w16se w16cid w16 w16cex w16sdtdh w16sdtfl w16du wp14">
   <w:p>
     <w:pPr>
       <w:pStyle w:val="Footer"/>
@@ -432,33 +459,8 @@
 </w:ftr>
 </file>
 
-<file path=word/footnotes.xml><?xml version="1.0" encoding="utf-8"?>
-<w:footnotes xmlns:wpc="http://schemas.microsoft.com/office/word/2010/wordprocessingCanvas" xmlns:cx="http://schemas.microsoft.com/office/drawing/2014/chartex" xmlns:cx1="http://schemas.microsoft.com/office/drawing/2015/9/8/chartex" xmlns:cx2="http://schemas.microsoft.com/office/drawing/2015/10/21/chartex" xmlns:cx3="http://schemas.microsoft.com/office/drawing/2016/5/9/chartex" xmlns:cx4="http://schemas.microsoft.com/office/drawing/2016/5/10/chartex" xmlns:cx5="http://schemas.microsoft.com/office/drawing/2016/5/11/chartex" xmlns:cx6="http://schemas.microsoft.com/office/drawing/2016/5/12/chartex" xmlns:cx7="http://schemas.microsoft.com/office/drawing/2016/5/13/chartex" xmlns:cx8="http://schemas.microsoft.com/office/drawing/2016/5/14/chartex" xmlns:mc="http://schemas.openxmlformats.org/markup-compatibility/2006" xmlns:aink="http://schemas.microsoft.com/office/drawing/2016/ink" xmlns:am3d="http://schemas.microsoft.com/office/drawing/2017/model3d" xmlns:o="urn:schemas-microsoft-com:office:office" xmlns:oel="http://schemas.microsoft.com/office/2019/extlst" xmlns:r="http://schemas.openxmlformats.org/officeDocument/2006/relationships" xmlns:m="http://schemas.openxmlformats.org/officeDocument/2006/math" xmlns:v="urn:schemas-microsoft-com:vml" xmlns:wp14="http://schemas.microsoft.com/office/word/2010/wordprocessingDrawing" xmlns:wp="http://schemas.openxmlformats.org/drawingml/2006/wordprocessingDrawing" xmlns:w10="urn:schemas-microsoft-com:office:word" xmlns:w="http://schemas.openxmlformats.org/wordprocessingml/2006/main" xmlns:w14="http://schemas.microsoft.com/office/word/2010/wordml" xmlns:w15="http://schemas.microsoft.com/office/word/2012/wordml" xmlns:w16cex="http://schemas.microsoft.com/office/word/2018/wordml/cex" xmlns:w16cid="http://schemas.microsoft.com/office/word/2016/wordml/cid" xmlns:w16="http://schemas.microsoft.com/office/word/2018/wordml" xmlns:w16sdtdh="http://schemas.microsoft.com/office/word/2020/wordml/sdtdatahash" xmlns:w16se="http://schemas.microsoft.com/office/word/2015/wordml/symex" xmlns:wpg="http://schemas.microsoft.com/office/word/2010/wordprocessingGroup" xmlns:wpi="http://schemas.microsoft.com/office/word/2010/wordprocessingInk" xmlns:wne="http://schemas.microsoft.com/office/word/2006/wordml" xmlns:wps="http://schemas.microsoft.com/office/word/2010/wordprocessingShape" mc:Ignorable="w14 w15 w16se w16cid w16 w16cex w16sdtdh wp14">
-  <w:footnote w:type="separator" w:id="-1">
-    <w:p>
-      <w:pPr>
-        <w:spacing w:after="0" w:line="240" w:lineRule="auto"/>
-      </w:pPr>
-      <w:r>
-        <w:separator/>
-      </w:r>
-    </w:p>
-  </w:footnote>
-  <w:footnote w:type="continuationSeparator" w:id="0">
-    <w:p>
-      <w:pPr>
-        <w:spacing w:after="0" w:line="240" w:lineRule="auto"/>
-      </w:pPr>
-      <w:r>
-        <w:continuationSeparator/>
-      </w:r>
-    </w:p>
-  </w:footnote>
-</w:footnotes>
-</file>
-
 <file path=word/header1.xml><?xml version="1.0" encoding="utf-8"?>
-<w:hdr xmlns:wpc="http://schemas.microsoft.com/office/word/2010/wordprocessingCanvas" xmlns:cx="http://schemas.microsoft.com/office/drawing/2014/chartex" xmlns:cx1="http://schemas.microsoft.com/office/drawing/2015/9/8/chartex" xmlns:cx2="http://schemas.microsoft.com/office/drawing/2015/10/21/chartex" xmlns:cx3="http://schemas.microsoft.com/office/drawing/2016/5/9/chartex" xmlns:cx4="http://schemas.microsoft.com/office/drawing/2016/5/10/chartex" xmlns:cx5="http://schemas.microsoft.com/office/drawing/2016/5/11/chartex" xmlns:cx6="http://schemas.microsoft.com/office/drawing/2016/5/12/chartex" xmlns:cx7="http://schemas.microsoft.com/office/drawing/2016/5/13/chartex" xmlns:cx8="http://schemas.microsoft.com/office/drawing/2016/5/14/chartex" xmlns:mc="http://schemas.openxmlformats.org/markup-compatibility/2006" xmlns:aink="http://schemas.microsoft.com/office/drawing/2016/ink" xmlns:am3d="http://schemas.microsoft.com/office/drawing/2017/model3d" xmlns:o="urn:schemas-microsoft-com:office:office" xmlns:oel="http://schemas.microsoft.com/office/2019/extlst" xmlns:r="http://schemas.openxmlformats.org/officeDocument/2006/relationships" xmlns:m="http://schemas.openxmlformats.org/officeDocument/2006/math" xmlns:v="urn:schemas-microsoft-com:vml" xmlns:wp14="http://schemas.microsoft.com/office/word/2010/wordprocessingDrawing" xmlns:wp="http://schemas.openxmlformats.org/drawingml/2006/wordprocessingDrawing" xmlns:w10="urn:schemas-microsoft-com:office:word" xmlns:w="http://schemas.openxmlformats.org/wordprocessingml/2006/main" xmlns:w14="http://schemas.microsoft.com/office/word/2010/wordml" xmlns:w15="http://schemas.microsoft.com/office/word/2012/wordml" xmlns:w16cex="http://schemas.microsoft.com/office/word/2018/wordml/cex" xmlns:w16cid="http://schemas.microsoft.com/office/word/2016/wordml/cid" xmlns:w16="http://schemas.microsoft.com/office/word/2018/wordml" xmlns:w16sdtdh="http://schemas.microsoft.com/office/word/2020/wordml/sdtdatahash" xmlns:w16se="http://schemas.microsoft.com/office/word/2015/wordml/symex" xmlns:wpg="http://schemas.microsoft.com/office/word/2010/wordprocessingGroup" xmlns:wpi="http://schemas.microsoft.com/office/word/2010/wordprocessingInk" xmlns:wne="http://schemas.microsoft.com/office/word/2006/wordml" xmlns:wps="http://schemas.microsoft.com/office/word/2010/wordprocessingShape" mc:Ignorable="w14 w15 w16se w16cid w16 w16cex w16sdtdh wp14">
+<w:hdr xmlns:wpc="http://schemas.microsoft.com/office/word/2010/wordprocessingCanvas" xmlns:cx="http://schemas.microsoft.com/office/drawing/2014/chartex" xmlns:cx1="http://schemas.microsoft.com/office/drawing/2015/9/8/chartex" xmlns:cx2="http://schemas.microsoft.com/office/drawing/2015/10/21/chartex" xmlns:cx3="http://schemas.microsoft.com/office/drawing/2016/5/9/chartex" xmlns:cx4="http://schemas.microsoft.com/office/drawing/2016/5/10/chartex" xmlns:cx5="http://schemas.microsoft.com/office/drawing/2016/5/11/chartex" xmlns:cx6="http://schemas.microsoft.com/office/drawing/2016/5/12/chartex" xmlns:cx7="http://schemas.microsoft.com/office/drawing/2016/5/13/chartex" xmlns:cx8="http://schemas.microsoft.com/office/drawing/2016/5/14/chartex" xmlns:mc="http://schemas.openxmlformats.org/markup-compatibility/2006" xmlns:aink="http://schemas.microsoft.com/office/drawing/2016/ink" xmlns:am3d="http://schemas.microsoft.com/office/drawing/2017/model3d" xmlns:o="urn:schemas-microsoft-com:office:office" xmlns:oel="http://schemas.microsoft.com/office/2019/extlst" xmlns:r="http://schemas.openxmlformats.org/officeDocument/2006/relationships" xmlns:m="http://schemas.openxmlformats.org/officeDocument/2006/math" xmlns:v="urn:schemas-microsoft-com:vml" xmlns:wp14="http://schemas.microsoft.com/office/word/2010/wordprocessingDrawing" xmlns:wp="http://schemas.openxmlformats.org/drawingml/2006/wordprocessingDrawing" xmlns:w10="urn:schemas-microsoft-com:office:word" xmlns:w="http://schemas.openxmlformats.org/wordprocessingml/2006/main" xmlns:w14="http://schemas.microsoft.com/office/word/2010/wordml" xmlns:w15="http://schemas.microsoft.com/office/word/2012/wordml" xmlns:w16cex="http://schemas.microsoft.com/office/word/2018/wordml/cex" xmlns:w16cid="http://schemas.microsoft.com/office/word/2016/wordml/cid" xmlns:w16="http://schemas.microsoft.com/office/word/2018/wordml" xmlns:w16du="http://schemas.microsoft.com/office/word/2023/wordml/word16du" xmlns:w16sdtdh="http://schemas.microsoft.com/office/word/2020/wordml/sdtdatahash" xmlns:w16sdtfl="http://schemas.microsoft.com/office/word/2024/wordml/sdtformatlock" xmlns:w16se="http://schemas.microsoft.com/office/word/2015/wordml/symex" xmlns:wpg="http://schemas.microsoft.com/office/word/2010/wordprocessingGroup" xmlns:wpi="http://schemas.microsoft.com/office/word/2010/wordprocessingInk" xmlns:wne="http://schemas.microsoft.com/office/word/2006/wordml" xmlns:wps="http://schemas.microsoft.com/office/word/2010/wordprocessingShape" mc:Ignorable="w14 w15 w16se w16cid w16 w16cex w16sdtdh w16sdtfl w16du wp14">
   <w:p>
     <w:pPr>
       <w:pStyle w:val="Header"/>
@@ -467,7 +469,157 @@
       <w:rPr>
         <w:noProof/>
       </w:rPr>
-      <w:pict w14:anchorId="4C92D294">
+      <w:drawing>
+        <wp:anchor distT="0" distB="0" distL="114300" distR="114300" simplePos="0" relativeHeight="251658240" behindDoc="1" locked="0" layoutInCell="0" allowOverlap="1" wp14:anchorId="2752FFB3" wp14:editId="219E0545">
+          <wp:simplePos x="0" y="0"/>
+          <wp:positionH relativeFrom="margin">
+            <wp:align>center</wp:align>
+          </wp:positionH>
+          <wp:positionV relativeFrom="margin">
+            <wp:align>center</wp:align>
+          </wp:positionV>
+          <wp:extent cx="3761740" cy="3761740"/>
+          <wp:effectExtent l="0" t="0" r="0" b="0"/>
+          <wp:wrapNone/>
+          <wp:docPr id="219490279" name="Picture 1"/>
+          <wp:cNvGraphicFramePr>
+            <a:graphicFrameLocks xmlns:a="http://schemas.openxmlformats.org/drawingml/2006/main" noChangeAspect="1"/>
+          </wp:cNvGraphicFramePr>
+          <a:graphic xmlns:a="http://schemas.openxmlformats.org/drawingml/2006/main">
+            <a:graphicData uri="http://schemas.openxmlformats.org/drawingml/2006/picture">
+              <pic:pic xmlns:pic="http://schemas.openxmlformats.org/drawingml/2006/picture">
+                <pic:nvPicPr>
+                  <pic:cNvPr id="0" name="Picture 1"/>
+                  <pic:cNvPicPr>
+                    <a:picLocks noChangeAspect="1" noChangeArrowheads="1"/>
+                  </pic:cNvPicPr>
+                </pic:nvPicPr>
+                <pic:blipFill>
+                  <a:blip r:embed="rId1">
+                    <a:lum bright="70000" contrast="-70000"/>
+                    <a:extLst>
+                      <a:ext uri="{28A0092B-C50C-407E-A947-70E740481C1C}">
+                        <a14:useLocalDpi xmlns:a14="http://schemas.microsoft.com/office/drawing/2010/main" val="0"/>
+                      </a:ext>
+                    </a:extLst>
+                  </a:blip>
+                  <a:srcRect/>
+                  <a:stretch>
+                    <a:fillRect/>
+                  </a:stretch>
+                </pic:blipFill>
+                <pic:spPr bwMode="auto">
+                  <a:xfrm>
+                    <a:off x="0" y="0"/>
+                    <a:ext cx="3761740" cy="3761740"/>
+                  </a:xfrm>
+                  <a:prstGeom prst="rect">
+                    <a:avLst/>
+                  </a:prstGeom>
+                  <a:noFill/>
+                </pic:spPr>
+              </pic:pic>
+            </a:graphicData>
+          </a:graphic>
+          <wp14:sizeRelH relativeFrom="page">
+            <wp14:pctWidth>0</wp14:pctWidth>
+          </wp14:sizeRelH>
+          <wp14:sizeRelV relativeFrom="page">
+            <wp14:pctHeight>0</wp14:pctHeight>
+          </wp14:sizeRelV>
+        </wp:anchor>
+      </w:drawing>
+    </w:r>
+  </w:p>
+</w:hdr>
+</file>
+
+<file path=word/header2.xml><?xml version="1.0" encoding="utf-8"?>
+<w:hdr xmlns:wpc="http://schemas.microsoft.com/office/word/2010/wordprocessingCanvas" xmlns:cx="http://schemas.microsoft.com/office/drawing/2014/chartex" xmlns:cx1="http://schemas.microsoft.com/office/drawing/2015/9/8/chartex" xmlns:cx2="http://schemas.microsoft.com/office/drawing/2015/10/21/chartex" xmlns:cx3="http://schemas.microsoft.com/office/drawing/2016/5/9/chartex" xmlns:cx4="http://schemas.microsoft.com/office/drawing/2016/5/10/chartex" xmlns:cx5="http://schemas.microsoft.com/office/drawing/2016/5/11/chartex" xmlns:cx6="http://schemas.microsoft.com/office/drawing/2016/5/12/chartex" xmlns:cx7="http://schemas.microsoft.com/office/drawing/2016/5/13/chartex" xmlns:cx8="http://schemas.microsoft.com/office/drawing/2016/5/14/chartex" xmlns:mc="http://schemas.openxmlformats.org/markup-compatibility/2006" xmlns:aink="http://schemas.microsoft.com/office/drawing/2016/ink" xmlns:am3d="http://schemas.microsoft.com/office/drawing/2017/model3d" xmlns:o="urn:schemas-microsoft-com:office:office" xmlns:oel="http://schemas.microsoft.com/office/2019/extlst" xmlns:r="http://schemas.openxmlformats.org/officeDocument/2006/relationships" xmlns:m="http://schemas.openxmlformats.org/officeDocument/2006/math" xmlns:v="urn:schemas-microsoft-com:vml" xmlns:wp14="http://schemas.microsoft.com/office/word/2010/wordprocessingDrawing" xmlns:wp="http://schemas.openxmlformats.org/drawingml/2006/wordprocessingDrawing" xmlns:w10="urn:schemas-microsoft-com:office:word" xmlns:w="http://schemas.openxmlformats.org/wordprocessingml/2006/main" xmlns:w14="http://schemas.microsoft.com/office/word/2010/wordml" xmlns:w15="http://schemas.microsoft.com/office/word/2012/wordml" xmlns:w16cex="http://schemas.microsoft.com/office/word/2018/wordml/cex" xmlns:w16cid="http://schemas.microsoft.com/office/word/2016/wordml/cid" xmlns:w16="http://schemas.microsoft.com/office/word/2018/wordml" xmlns:w16du="http://schemas.microsoft.com/office/word/2023/wordml/word16du" xmlns:w16sdtdh="http://schemas.microsoft.com/office/word/2020/wordml/sdtdatahash" xmlns:w16sdtfl="http://schemas.microsoft.com/office/word/2024/wordml/sdtformatlock" xmlns:w16se="http://schemas.microsoft.com/office/word/2015/wordml/symex" xmlns:wpg="http://schemas.microsoft.com/office/word/2010/wordprocessingGroup" xmlns:wpi="http://schemas.microsoft.com/office/word/2010/wordprocessingInk" xmlns:wne="http://schemas.microsoft.com/office/word/2006/wordml" xmlns:wps="http://schemas.microsoft.com/office/word/2010/wordprocessingShape" mc:Ignorable="w14 w15 w16se w16cid w16 w16cex w16sdtdh w16sdtfl w16du wp14">
+  <w:p>
+    <w:pPr>
+      <w:pStyle w:val="Header"/>
+    </w:pPr>
+    <w:r>
+      <w:rPr>
+        <w:noProof/>
+      </w:rPr>
+      <w:drawing>
+        <wp:anchor distT="0" distB="0" distL="114300" distR="114300" simplePos="0" relativeHeight="251659264" behindDoc="1" locked="0" layoutInCell="0" allowOverlap="1" wp14:anchorId="50AF2E16" wp14:editId="31993F98">
+          <wp:simplePos x="0" y="0"/>
+          <wp:positionH relativeFrom="margin">
+            <wp:align>center</wp:align>
+          </wp:positionH>
+          <wp:positionV relativeFrom="margin">
+            <wp:align>center</wp:align>
+          </wp:positionV>
+          <wp:extent cx="3761740" cy="3761740"/>
+          <wp:effectExtent l="0" t="0" r="0" b="0"/>
+          <wp:wrapNone/>
+          <wp:docPr id="363012513" name="Picture 2"/>
+          <wp:cNvGraphicFramePr>
+            <a:graphicFrameLocks xmlns:a="http://schemas.openxmlformats.org/drawingml/2006/main" noChangeAspect="1"/>
+          </wp:cNvGraphicFramePr>
+          <a:graphic xmlns:a="http://schemas.openxmlformats.org/drawingml/2006/main">
+            <a:graphicData uri="http://schemas.openxmlformats.org/drawingml/2006/picture">
+              <pic:pic xmlns:pic="http://schemas.openxmlformats.org/drawingml/2006/picture">
+                <pic:nvPicPr>
+                  <pic:cNvPr id="0" name="Picture 2"/>
+                  <pic:cNvPicPr>
+                    <a:picLocks noChangeAspect="1" noChangeArrowheads="1"/>
+                  </pic:cNvPicPr>
+                </pic:nvPicPr>
+                <pic:blipFill>
+                  <a:blip r:embed="rId1">
+                    <a:lum bright="70000" contrast="-70000"/>
+                    <a:extLst>
+                      <a:ext uri="{28A0092B-C50C-407E-A947-70E740481C1C}">
+                        <a14:useLocalDpi xmlns:a14="http://schemas.microsoft.com/office/drawing/2010/main" val="0"/>
+                      </a:ext>
+                    </a:extLst>
+                  </a:blip>
+                  <a:srcRect/>
+                  <a:stretch>
+                    <a:fillRect/>
+                  </a:stretch>
+                </pic:blipFill>
+                <pic:spPr bwMode="auto">
+                  <a:xfrm>
+                    <a:off x="0" y="0"/>
+                    <a:ext cx="3761740" cy="3761740"/>
+                  </a:xfrm>
+                  <a:prstGeom prst="rect">
+                    <a:avLst/>
+                  </a:prstGeom>
+                  <a:noFill/>
+                </pic:spPr>
+              </pic:pic>
+            </a:graphicData>
+          </a:graphic>
+          <wp14:sizeRelH relativeFrom="page">
+            <wp14:pctWidth>0</wp14:pctWidth>
+          </wp14:sizeRelH>
+          <wp14:sizeRelV relativeFrom="page">
+            <wp14:pctHeight>0</wp14:pctHeight>
+          </wp14:sizeRelV>
+        </wp:anchor>
+      </w:drawing>
+    </w:r>
+  </w:p>
+</w:hdr>
+</file>
+
+<file path=word/header3.xml><?xml version="1.0" encoding="utf-8"?>
+<w:hdr xmlns:wpc="http://schemas.microsoft.com/office/word/2010/wordprocessingCanvas" xmlns:cx="http://schemas.microsoft.com/office/drawing/2014/chartex" xmlns:cx1="http://schemas.microsoft.com/office/drawing/2015/9/8/chartex" xmlns:cx2="http://schemas.microsoft.com/office/drawing/2015/10/21/chartex" xmlns:cx3="http://schemas.microsoft.com/office/drawing/2016/5/9/chartex" xmlns:cx4="http://schemas.microsoft.com/office/drawing/2016/5/10/chartex" xmlns:cx5="http://schemas.microsoft.com/office/drawing/2016/5/11/chartex" xmlns:cx6="http://schemas.microsoft.com/office/drawing/2016/5/12/chartex" xmlns:cx7="http://schemas.microsoft.com/office/drawing/2016/5/13/chartex" xmlns:cx8="http://schemas.microsoft.com/office/drawing/2016/5/14/chartex" xmlns:mc="http://schemas.openxmlformats.org/markup-compatibility/2006" xmlns:aink="http://schemas.microsoft.com/office/drawing/2016/ink" xmlns:am3d="http://schemas.microsoft.com/office/drawing/2017/model3d" xmlns:o="urn:schemas-microsoft-com:office:office" xmlns:oel="http://schemas.microsoft.com/office/2019/extlst" xmlns:r="http://schemas.openxmlformats.org/officeDocument/2006/relationships" xmlns:m="http://schemas.openxmlformats.org/officeDocument/2006/math" xmlns:v="urn:schemas-microsoft-com:vml" xmlns:wp14="http://schemas.microsoft.com/office/word/2010/wordprocessingDrawing" xmlns:wp="http://schemas.openxmlformats.org/drawingml/2006/wordprocessingDrawing" xmlns:w10="urn:schemas-microsoft-com:office:word" xmlns:w="http://schemas.openxmlformats.org/wordprocessingml/2006/main" xmlns:w14="http://schemas.microsoft.com/office/word/2010/wordml" xmlns:w15="http://schemas.microsoft.com/office/word/2012/wordml" xmlns:w16cex="http://schemas.microsoft.com/office/word/2018/wordml/cex" xmlns:w16cid="http://schemas.microsoft.com/office/word/2016/wordml/cid" xmlns:w16="http://schemas.microsoft.com/office/word/2018/wordml" xmlns:w16du="http://schemas.microsoft.com/office/word/2023/wordml/word16du" xmlns:w16sdtdh="http://schemas.microsoft.com/office/word/2020/wordml/sdtdatahash" xmlns:w16sdtfl="http://schemas.microsoft.com/office/word/2024/wordml/sdtformatlock" xmlns:w16se="http://schemas.microsoft.com/office/word/2015/wordml/symex" xmlns:wpg="http://schemas.microsoft.com/office/word/2010/wordprocessingGroup" xmlns:wpi="http://schemas.microsoft.com/office/word/2010/wordprocessingInk" xmlns:wne="http://schemas.microsoft.com/office/word/2006/wordml" xmlns:wps="http://schemas.microsoft.com/office/word/2010/wordprocessingShape" mc:Ignorable="w14 w15 w16se w16cid w16 w16cex w16sdtdh w16sdtfl w16du wp14">
+  <w:p>
+    <w:pPr>
+      <w:pStyle w:val="Header"/>
+    </w:pPr>
+    <w:r>
+      <w:rPr>
+        <w:noProof/>
+      </w:rPr>
+      <w:pict w14:anchorId="3F22494A">
         <v:shapetype id="_x0000_t75" coordsize="21600,21600" o:spt="75" o:preferrelative="t" path="m@4@5l@4@11@9@11@9@5xe" filled="f" stroked="f">
           <v:stroke joinstyle="miter"/>
           <v:formulas>
@@ -487,86 +639,9 @@
           <v:path o:extrusionok="f" gradientshapeok="t" o:connecttype="rect"/>
           <o:lock v:ext="edit" aspectratio="t"/>
         </v:shapetype>
-        <v:shape id="_x0000_s1026" type="#_x0000_t75" style="position:absolute;margin-left:0;margin-top:0;width:296.2pt;height:296.2pt;z-index:-251657216;mso-position-horizontal:center;mso-position-horizontal-relative:margin;mso-position-vertical:center;mso-position-vertical-relative:margin" o:allowincell="f">
+        <v:shape id="WordPictureWatermark" o:spid="_x0000_s1027" type="#_x0000_t75" style="position:absolute;margin-left:0;margin-top:0;width:296.2pt;height:296.2pt;z-index:-251657216;mso-position-horizontal:center;mso-position-horizontal-relative:margin;mso-position-vertical:center;mso-position-vertical-relative:margin" o:allowincell="f">
           <v:imagedata r:id="rId1" o:title="GSS_Logo" gain="19661f" blacklevel="22938f"/>
-        </v:shape>
-      </w:pict>
-    </w:r>
-  </w:p>
-</w:hdr>
-</file>
-
-<file path=word/header2.xml><?xml version="1.0" encoding="utf-8"?>
-<w:hdr xmlns:wpc="http://schemas.microsoft.com/office/word/2010/wordprocessingCanvas" xmlns:cx="http://schemas.microsoft.com/office/drawing/2014/chartex" xmlns:cx1="http://schemas.microsoft.com/office/drawing/2015/9/8/chartex" xmlns:cx2="http://schemas.microsoft.com/office/drawing/2015/10/21/chartex" xmlns:cx3="http://schemas.microsoft.com/office/drawing/2016/5/9/chartex" xmlns:cx4="http://schemas.microsoft.com/office/drawing/2016/5/10/chartex" xmlns:cx5="http://schemas.microsoft.com/office/drawing/2016/5/11/chartex" xmlns:cx6="http://schemas.microsoft.com/office/drawing/2016/5/12/chartex" xmlns:cx7="http://schemas.microsoft.com/office/drawing/2016/5/13/chartex" xmlns:cx8="http://schemas.microsoft.com/office/drawing/2016/5/14/chartex" xmlns:mc="http://schemas.openxmlformats.org/markup-compatibility/2006" xmlns:aink="http://schemas.microsoft.com/office/drawing/2016/ink" xmlns:am3d="http://schemas.microsoft.com/office/drawing/2017/model3d" xmlns:o="urn:schemas-microsoft-com:office:office" xmlns:oel="http://schemas.microsoft.com/office/2019/extlst" xmlns:r="http://schemas.openxmlformats.org/officeDocument/2006/relationships" xmlns:m="http://schemas.openxmlformats.org/officeDocument/2006/math" xmlns:v="urn:schemas-microsoft-com:vml" xmlns:wp14="http://schemas.microsoft.com/office/word/2010/wordprocessingDrawing" xmlns:wp="http://schemas.openxmlformats.org/drawingml/2006/wordprocessingDrawing" xmlns:w10="urn:schemas-microsoft-com:office:word" xmlns:w="http://schemas.openxmlformats.org/wordprocessingml/2006/main" xmlns:w14="http://schemas.microsoft.com/office/word/2010/wordml" xmlns:w15="http://schemas.microsoft.com/office/word/2012/wordml" xmlns:w16cex="http://schemas.microsoft.com/office/word/2018/wordml/cex" xmlns:w16cid="http://schemas.microsoft.com/office/word/2016/wordml/cid" xmlns:w16="http://schemas.microsoft.com/office/word/2018/wordml" xmlns:w16sdtdh="http://schemas.microsoft.com/office/word/2020/wordml/sdtdatahash" xmlns:w16se="http://schemas.microsoft.com/office/word/2015/wordml/symex" xmlns:wpg="http://schemas.microsoft.com/office/word/2010/wordprocessingGroup" xmlns:wpi="http://schemas.microsoft.com/office/word/2010/wordprocessingInk" xmlns:wne="http://schemas.microsoft.com/office/word/2006/wordml" xmlns:wps="http://schemas.microsoft.com/office/word/2010/wordprocessingShape" mc:Ignorable="w14 w15 w16se w16cid w16 w16cex w16sdtdh wp14">
-  <w:p>
-    <w:pPr>
-      <w:pStyle w:val="Header"/>
-    </w:pPr>
-    <w:r>
-      <w:rPr>
-        <w:noProof/>
-      </w:rPr>
-      <w:pict w14:anchorId="5C49B834">
-        <v:shapetype id="_x0000_t75" coordsize="21600,21600" o:spt="75" o:preferrelative="t" path="m@4@5l@4@11@9@11@9@5xe" filled="f" stroked="f">
-          <v:stroke joinstyle="miter"/>
-          <v:formulas>
-            <v:f eqn="if lineDrawn pixelLineWidth 0"/>
-            <v:f eqn="sum @0 1 0"/>
-            <v:f eqn="sum 0 0 @1"/>
-            <v:f eqn="prod @2 1 2"/>
-            <v:f eqn="prod @3 21600 pixelWidth"/>
-            <v:f eqn="prod @3 21600 pixelHeight"/>
-            <v:f eqn="sum @0 0 1"/>
-            <v:f eqn="prod @6 1 2"/>
-            <v:f eqn="prod @7 21600 pixelWidth"/>
-            <v:f eqn="sum @8 21600 0"/>
-            <v:f eqn="prod @7 21600 pixelHeight"/>
-            <v:f eqn="sum @10 21600 0"/>
-          </v:formulas>
-          <v:path o:extrusionok="f" gradientshapeok="t" o:connecttype="rect"/>
-          <o:lock v:ext="edit" aspectratio="t"/>
-        </v:shapetype>
-        <v:shape id="_x0000_s1027" type="#_x0000_t75" style="position:absolute;margin-left:0;margin-top:0;width:296.2pt;height:296.2pt;z-index:-251656192;mso-position-horizontal:center;mso-position-horizontal-relative:margin;mso-position-vertical:center;mso-position-vertical-relative:margin" o:allowincell="f">
-          <v:imagedata r:id="rId1" o:title="GSS_Logo" gain="19661f" blacklevel="22938f"/>
-        </v:shape>
-      </w:pict>
-    </w:r>
-  </w:p>
-</w:hdr>
-</file>
-
-<file path=word/header3.xml><?xml version="1.0" encoding="utf-8"?>
-<w:hdr xmlns:wpc="http://schemas.microsoft.com/office/word/2010/wordprocessingCanvas" xmlns:cx="http://schemas.microsoft.com/office/drawing/2014/chartex" xmlns:cx1="http://schemas.microsoft.com/office/drawing/2015/9/8/chartex" xmlns:cx2="http://schemas.microsoft.com/office/drawing/2015/10/21/chartex" xmlns:cx3="http://schemas.microsoft.com/office/drawing/2016/5/9/chartex" xmlns:cx4="http://schemas.microsoft.com/office/drawing/2016/5/10/chartex" xmlns:cx5="http://schemas.microsoft.com/office/drawing/2016/5/11/chartex" xmlns:cx6="http://schemas.microsoft.com/office/drawing/2016/5/12/chartex" xmlns:cx7="http://schemas.microsoft.com/office/drawing/2016/5/13/chartex" xmlns:cx8="http://schemas.microsoft.com/office/drawing/2016/5/14/chartex" xmlns:mc="http://schemas.openxmlformats.org/markup-compatibility/2006" xmlns:aink="http://schemas.microsoft.com/office/drawing/2016/ink" xmlns:am3d="http://schemas.microsoft.com/office/drawing/2017/model3d" xmlns:o="urn:schemas-microsoft-com:office:office" xmlns:oel="http://schemas.microsoft.com/office/2019/extlst" xmlns:r="http://schemas.openxmlformats.org/officeDocument/2006/relationships" xmlns:m="http://schemas.openxmlformats.org/officeDocument/2006/math" xmlns:v="urn:schemas-microsoft-com:vml" xmlns:wp14="http://schemas.microsoft.com/office/word/2010/wordprocessingDrawing" xmlns:wp="http://schemas.openxmlformats.org/drawingml/2006/wordprocessingDrawing" xmlns:w10="urn:schemas-microsoft-com:office:word" xmlns:w="http://schemas.openxmlformats.org/wordprocessingml/2006/main" xmlns:w14="http://schemas.microsoft.com/office/word/2010/wordml" xmlns:w15="http://schemas.microsoft.com/office/word/2012/wordml" xmlns:w16cex="http://schemas.microsoft.com/office/word/2018/wordml/cex" xmlns:w16cid="http://schemas.microsoft.com/office/word/2016/wordml/cid" xmlns:w16="http://schemas.microsoft.com/office/word/2018/wordml" xmlns:w16sdtdh="http://schemas.microsoft.com/office/word/2020/wordml/sdtdatahash" xmlns:w16se="http://schemas.microsoft.com/office/word/2015/wordml/symex" xmlns:wpg="http://schemas.microsoft.com/office/word/2010/wordprocessingGroup" xmlns:wpi="http://schemas.microsoft.com/office/word/2010/wordprocessingInk" xmlns:wne="http://schemas.microsoft.com/office/word/2006/wordml" xmlns:wps="http://schemas.microsoft.com/office/word/2010/wordprocessingShape" mc:Ignorable="w14 w15 w16se w16cid w16 w16cex w16sdtdh wp14">
-  <w:p>
-    <w:pPr>
-      <w:pStyle w:val="Header"/>
-    </w:pPr>
-    <w:r>
-      <w:rPr>
-        <w:noProof/>
-      </w:rPr>
-      <w:pict w14:anchorId="5F14D96F">
-        <v:shapetype id="_x0000_t75" coordsize="21600,21600" o:spt="75" o:preferrelative="t" path="m@4@5l@4@11@9@11@9@5xe" filled="f" stroked="f">
-          <v:stroke joinstyle="miter"/>
-          <v:formulas>
-            <v:f eqn="if lineDrawn pixelLineWidth 0"/>
-            <v:f eqn="sum @0 1 0"/>
-            <v:f eqn="sum 0 0 @1"/>
-            <v:f eqn="prod @2 1 2"/>
-            <v:f eqn="prod @3 21600 pixelWidth"/>
-            <v:f eqn="prod @3 21600 pixelHeight"/>
-            <v:f eqn="sum @0 0 1"/>
-            <v:f eqn="prod @6 1 2"/>
-            <v:f eqn="prod @7 21600 pixelWidth"/>
-            <v:f eqn="sum @8 21600 0"/>
-            <v:f eqn="prod @7 21600 pixelHeight"/>
-            <v:f eqn="sum @10 21600 0"/>
-          </v:formulas>
-          <v:path o:extrusionok="f" gradientshapeok="t" o:connecttype="rect"/>
-          <o:lock v:ext="edit" aspectratio="t"/>
-        </v:shapetype>
-        <v:shape id="WordPictureWatermark" o:spid="_x0000_s1025" type="#_x0000_t75" style="position:absolute;margin-left:0;margin-top:0;width:296.2pt;height:296.2pt;z-index:-251658240;mso-position-horizontal:center;mso-position-horizontal-relative:margin;mso-position-vertical:center;mso-position-vertical-relative:margin" o:allowincell="f">
-          <v:imagedata r:id="rId1" o:title="GSS_Logo" gain="19661f" blacklevel="22938f"/>
+          <w10:wrap anchorx="margin" anchory="margin"/>
         </v:shape>
       </w:pict>
     </w:r>
@@ -575,19 +650,21 @@
 </file>
 
 <file path=word/styles.xml><?xml version="1.0" encoding="utf-8"?>
-<w:styles xmlns:mc="http://schemas.openxmlformats.org/markup-compatibility/2006" xmlns:r="http://schemas.openxmlformats.org/officeDocument/2006/relationships" xmlns:w="http://schemas.openxmlformats.org/wordprocessingml/2006/main" xmlns:w14="http://schemas.microsoft.com/office/word/2010/wordml" xmlns:w15="http://schemas.microsoft.com/office/word/2012/wordml" xmlns:w16cex="http://schemas.microsoft.com/office/word/2018/wordml/cex" xmlns:w16cid="http://schemas.microsoft.com/office/word/2016/wordml/cid" xmlns:w16="http://schemas.microsoft.com/office/word/2018/wordml" xmlns:w16sdtdh="http://schemas.microsoft.com/office/word/2020/wordml/sdtdatahash" xmlns:w16se="http://schemas.microsoft.com/office/word/2015/wordml/symex" mc:Ignorable="w14 w15 w16se w16cid w16 w16cex w16sdtdh">
+<w:styles xmlns:mc="http://schemas.openxmlformats.org/markup-compatibility/2006" xmlns:r="http://schemas.openxmlformats.org/officeDocument/2006/relationships" xmlns:w="http://schemas.openxmlformats.org/wordprocessingml/2006/main" xmlns:w14="http://schemas.microsoft.com/office/word/2010/wordml" xmlns:w15="http://schemas.microsoft.com/office/word/2012/wordml" xmlns:w16cex="http://schemas.microsoft.com/office/word/2018/wordml/cex" xmlns:w16cid="http://schemas.microsoft.com/office/word/2016/wordml/cid" xmlns:w16="http://schemas.microsoft.com/office/word/2018/wordml" xmlns:w16du="http://schemas.microsoft.com/office/word/2023/wordml/word16du" xmlns:w16sdtdh="http://schemas.microsoft.com/office/word/2020/wordml/sdtdatahash" xmlns:w16sdtfl="http://schemas.microsoft.com/office/word/2024/wordml/sdtformatlock" xmlns:w16se="http://schemas.microsoft.com/office/word/2015/wordml/symex" mc:Ignorable="w14 w15 w16se w16cid w16 w16cex w16sdtdh w16sdtfl w16du">
   <w:docDefaults>
     <w:rPrDefault>
       <w:rPr>
-        <w:rFonts w:ascii="Cambria" w:eastAsia="Cambria" w:hAnsi="Cambria" w:cs="Cambria"/>
-        <w:sz w:val="22"/>
-        <w:szCs w:val="22"/>
-        <w:lang w:val="en" w:eastAsia="en-US" w:bidi="ar-SA"/>
+        <w:rFonts w:asciiTheme="minorHAnsi" w:eastAsiaTheme="minorHAnsi" w:hAnsiTheme="minorHAnsi" w:cstheme="minorBidi"/>
+        <w:kern w:val="2"/>
+        <w:sz w:val="24"/>
+        <w:szCs w:val="24"/>
+        <w:lang w:val="en-US" w:eastAsia="en-US" w:bidi="ar-SA"/>
+        <w14:ligatures w14:val="standardContextual"/>
       </w:rPr>
     </w:rPrDefault>
     <w:pPrDefault>
       <w:pPr>
-        <w:spacing w:after="200" w:line="276" w:lineRule="auto"/>
+        <w:spacing w:after="160" w:line="278" w:lineRule="auto"/>
       </w:pPr>
     </w:pPrDefault>
   </w:docDefaults>
@@ -972,133 +1049,255 @@
   <w:style w:type="paragraph" w:default="1" w:styleId="Normal">
     <w:name w:val="Normal"/>
     <w:qFormat/>
+    <w:rsid w:val="008815DD"/>
+    <w:pPr>
+      <w:spacing w:after="200" w:line="276" w:lineRule="auto"/>
+    </w:pPr>
+    <w:rPr>
+      <w:rFonts w:ascii="Cambria" w:eastAsia="Cambria" w:hAnsi="Cambria" w:cs="Cambria"/>
+      <w:kern w:val="0"/>
+      <w:sz w:val="22"/>
+      <w:szCs w:val="22"/>
+      <w:lang w:val="en"/>
+      <w14:ligatures w14:val="none"/>
+    </w:rPr>
   </w:style>
   <w:style w:type="paragraph" w:styleId="Heading1">
     <w:name w:val="heading 1"/>
     <w:basedOn w:val="Normal"/>
     <w:next w:val="Normal"/>
+    <w:link w:val="Heading1Char"/>
     <w:uiPriority w:val="9"/>
     <w:qFormat/>
+    <w:rsid w:val="00F9347A"/>
     <w:pPr>
       <w:keepNext/>
       <w:keepLines/>
-      <w:spacing w:before="480" w:after="0"/>
+      <w:spacing w:before="360" w:after="80" w:line="278" w:lineRule="auto"/>
       <w:outlineLvl w:val="0"/>
     </w:pPr>
     <w:rPr>
-      <w:rFonts w:ascii="Calibri" w:eastAsia="Calibri" w:hAnsi="Calibri" w:cs="Calibri"/>
-      <w:b/>
-      <w:bCs/>
-      <w:color w:val="366091"/>
-      <w:sz w:val="28"/>
-      <w:szCs w:val="28"/>
+      <w:rFonts w:asciiTheme="majorHAnsi" w:eastAsiaTheme="majorEastAsia" w:hAnsiTheme="majorHAnsi" w:cstheme="majorBidi"/>
+      <w:color w:val="0F4761" w:themeColor="accent1" w:themeShade="BF"/>
+      <w:kern w:val="2"/>
+      <w:sz w:val="40"/>
+      <w:szCs w:val="40"/>
+      <w:lang w:val="en-US"/>
+      <w14:ligatures w14:val="standardContextual"/>
     </w:rPr>
   </w:style>
   <w:style w:type="paragraph" w:styleId="Heading2">
     <w:name w:val="heading 2"/>
     <w:basedOn w:val="Normal"/>
     <w:next w:val="Normal"/>
+    <w:link w:val="Heading2Char"/>
     <w:uiPriority w:val="9"/>
     <w:semiHidden/>
     <w:unhideWhenUsed/>
     <w:qFormat/>
+    <w:rsid w:val="00F9347A"/>
     <w:pPr>
       <w:keepNext/>
       <w:keepLines/>
-      <w:spacing w:before="200" w:after="0"/>
+      <w:spacing w:before="160" w:after="80" w:line="278" w:lineRule="auto"/>
       <w:outlineLvl w:val="1"/>
     </w:pPr>
     <w:rPr>
-      <w:rFonts w:ascii="Calibri" w:eastAsia="Calibri" w:hAnsi="Calibri" w:cs="Calibri"/>
-      <w:b/>
-      <w:bCs/>
-      <w:color w:val="4F81BD"/>
-      <w:sz w:val="26"/>
-      <w:szCs w:val="26"/>
+      <w:rFonts w:asciiTheme="majorHAnsi" w:eastAsiaTheme="majorEastAsia" w:hAnsiTheme="majorHAnsi" w:cstheme="majorBidi"/>
+      <w:color w:val="0F4761" w:themeColor="accent1" w:themeShade="BF"/>
+      <w:kern w:val="2"/>
+      <w:sz w:val="32"/>
+      <w:szCs w:val="32"/>
+      <w:lang w:val="en-US"/>
+      <w14:ligatures w14:val="standardContextual"/>
     </w:rPr>
   </w:style>
   <w:style w:type="paragraph" w:styleId="Heading3">
     <w:name w:val="heading 3"/>
     <w:basedOn w:val="Normal"/>
     <w:next w:val="Normal"/>
+    <w:link w:val="Heading3Char"/>
     <w:uiPriority w:val="9"/>
     <w:semiHidden/>
     <w:unhideWhenUsed/>
     <w:qFormat/>
+    <w:rsid w:val="00F9347A"/>
     <w:pPr>
       <w:keepNext/>
       <w:keepLines/>
-      <w:spacing w:before="200" w:after="0"/>
+      <w:spacing w:before="160" w:after="80" w:line="278" w:lineRule="auto"/>
       <w:outlineLvl w:val="2"/>
     </w:pPr>
     <w:rPr>
-      <w:rFonts w:ascii="Calibri" w:eastAsia="Calibri" w:hAnsi="Calibri" w:cs="Calibri"/>
-      <w:b/>
-      <w:bCs/>
-      <w:color w:val="4F81BD"/>
+      <w:rFonts w:asciiTheme="minorHAnsi" w:eastAsiaTheme="majorEastAsia" w:hAnsiTheme="minorHAnsi" w:cstheme="majorBidi"/>
+      <w:color w:val="0F4761" w:themeColor="accent1" w:themeShade="BF"/>
+      <w:kern w:val="2"/>
+      <w:sz w:val="28"/>
+      <w:szCs w:val="28"/>
+      <w:lang w:val="en-US"/>
+      <w14:ligatures w14:val="standardContextual"/>
     </w:rPr>
   </w:style>
   <w:style w:type="paragraph" w:styleId="Heading4">
     <w:name w:val="heading 4"/>
     <w:basedOn w:val="Normal"/>
     <w:next w:val="Normal"/>
+    <w:link w:val="Heading4Char"/>
     <w:uiPriority w:val="9"/>
     <w:semiHidden/>
     <w:unhideWhenUsed/>
     <w:qFormat/>
+    <w:rsid w:val="00F9347A"/>
     <w:pPr>
       <w:keepNext/>
       <w:keepLines/>
-      <w:spacing w:before="200" w:after="0"/>
+      <w:spacing w:before="80" w:after="40" w:line="278" w:lineRule="auto"/>
       <w:outlineLvl w:val="3"/>
     </w:pPr>
     <w:rPr>
-      <w:rFonts w:ascii="Calibri" w:eastAsia="Calibri" w:hAnsi="Calibri" w:cs="Calibri"/>
-      <w:b/>
-      <w:bCs/>
+      <w:rFonts w:asciiTheme="minorHAnsi" w:eastAsiaTheme="majorEastAsia" w:hAnsiTheme="minorHAnsi" w:cstheme="majorBidi"/>
       <w:i/>
       <w:iCs/>
-      <w:color w:val="4F81BD"/>
+      <w:color w:val="0F4761" w:themeColor="accent1" w:themeShade="BF"/>
+      <w:kern w:val="2"/>
+      <w:sz w:val="24"/>
+      <w:szCs w:val="24"/>
+      <w:lang w:val="en-US"/>
+      <w14:ligatures w14:val="standardContextual"/>
     </w:rPr>
   </w:style>
   <w:style w:type="paragraph" w:styleId="Heading5">
     <w:name w:val="heading 5"/>
     <w:basedOn w:val="Normal"/>
     <w:next w:val="Normal"/>
+    <w:link w:val="Heading5Char"/>
     <w:uiPriority w:val="9"/>
     <w:semiHidden/>
     <w:unhideWhenUsed/>
     <w:qFormat/>
+    <w:rsid w:val="00F9347A"/>
     <w:pPr>
       <w:keepNext/>
       <w:keepLines/>
-      <w:spacing w:before="200" w:after="0"/>
+      <w:spacing w:before="80" w:after="40" w:line="278" w:lineRule="auto"/>
       <w:outlineLvl w:val="4"/>
     </w:pPr>
     <w:rPr>
-      <w:rFonts w:ascii="Calibri" w:eastAsia="Calibri" w:hAnsi="Calibri" w:cs="Calibri"/>
-      <w:color w:val="243F61"/>
+      <w:rFonts w:asciiTheme="minorHAnsi" w:eastAsiaTheme="majorEastAsia" w:hAnsiTheme="minorHAnsi" w:cstheme="majorBidi"/>
+      <w:color w:val="0F4761" w:themeColor="accent1" w:themeShade="BF"/>
+      <w:kern w:val="2"/>
+      <w:sz w:val="24"/>
+      <w:szCs w:val="24"/>
+      <w:lang w:val="en-US"/>
+      <w14:ligatures w14:val="standardContextual"/>
     </w:rPr>
   </w:style>
   <w:style w:type="paragraph" w:styleId="Heading6">
     <w:name w:val="heading 6"/>
     <w:basedOn w:val="Normal"/>
     <w:next w:val="Normal"/>
+    <w:link w:val="Heading6Char"/>
     <w:uiPriority w:val="9"/>
     <w:semiHidden/>
     <w:unhideWhenUsed/>
     <w:qFormat/>
+    <w:rsid w:val="00F9347A"/>
     <w:pPr>
       <w:keepNext/>
       <w:keepLines/>
-      <w:spacing w:before="200" w:after="0"/>
+      <w:spacing w:before="40" w:after="0" w:line="278" w:lineRule="auto"/>
       <w:outlineLvl w:val="5"/>
     </w:pPr>
     <w:rPr>
-      <w:rFonts w:ascii="Calibri" w:eastAsia="Calibri" w:hAnsi="Calibri" w:cs="Calibri"/>
+      <w:rFonts w:asciiTheme="minorHAnsi" w:eastAsiaTheme="majorEastAsia" w:hAnsiTheme="minorHAnsi" w:cstheme="majorBidi"/>
       <w:i/>
       <w:iCs/>
-      <w:color w:val="243F61"/>
+      <w:color w:val="595959" w:themeColor="text1" w:themeTint="A6"/>
+      <w:kern w:val="2"/>
+      <w:sz w:val="24"/>
+      <w:szCs w:val="24"/>
+      <w:lang w:val="en-US"/>
+      <w14:ligatures w14:val="standardContextual"/>
+    </w:rPr>
+  </w:style>
+  <w:style w:type="paragraph" w:styleId="Heading7">
+    <w:name w:val="heading 7"/>
+    <w:basedOn w:val="Normal"/>
+    <w:next w:val="Normal"/>
+    <w:link w:val="Heading7Char"/>
+    <w:uiPriority w:val="9"/>
+    <w:semiHidden/>
+    <w:unhideWhenUsed/>
+    <w:qFormat/>
+    <w:rsid w:val="00F9347A"/>
+    <w:pPr>
+      <w:keepNext/>
+      <w:keepLines/>
+      <w:spacing w:before="40" w:after="0" w:line="278" w:lineRule="auto"/>
+      <w:outlineLvl w:val="6"/>
+    </w:pPr>
+    <w:rPr>
+      <w:rFonts w:asciiTheme="minorHAnsi" w:eastAsiaTheme="majorEastAsia" w:hAnsiTheme="minorHAnsi" w:cstheme="majorBidi"/>
+      <w:color w:val="595959" w:themeColor="text1" w:themeTint="A6"/>
+      <w:kern w:val="2"/>
+      <w:sz w:val="24"/>
+      <w:szCs w:val="24"/>
+      <w:lang w:val="en-US"/>
+      <w14:ligatures w14:val="standardContextual"/>
+    </w:rPr>
+  </w:style>
+  <w:style w:type="paragraph" w:styleId="Heading8">
+    <w:name w:val="heading 8"/>
+    <w:basedOn w:val="Normal"/>
+    <w:next w:val="Normal"/>
+    <w:link w:val="Heading8Char"/>
+    <w:uiPriority w:val="9"/>
+    <w:semiHidden/>
+    <w:unhideWhenUsed/>
+    <w:qFormat/>
+    <w:rsid w:val="00F9347A"/>
+    <w:pPr>
+      <w:keepNext/>
+      <w:keepLines/>
+      <w:spacing w:after="0" w:line="278" w:lineRule="auto"/>
+      <w:outlineLvl w:val="7"/>
+    </w:pPr>
+    <w:rPr>
+      <w:rFonts w:asciiTheme="minorHAnsi" w:eastAsiaTheme="majorEastAsia" w:hAnsiTheme="minorHAnsi" w:cstheme="majorBidi"/>
+      <w:i/>
+      <w:iCs/>
+      <w:color w:val="272727" w:themeColor="text1" w:themeTint="D8"/>
+      <w:kern w:val="2"/>
+      <w:sz w:val="24"/>
+      <w:szCs w:val="24"/>
+      <w:lang w:val="en-US"/>
+      <w14:ligatures w14:val="standardContextual"/>
+    </w:rPr>
+  </w:style>
+  <w:style w:type="paragraph" w:styleId="Heading9">
+    <w:name w:val="heading 9"/>
+    <w:basedOn w:val="Normal"/>
+    <w:next w:val="Normal"/>
+    <w:link w:val="Heading9Char"/>
+    <w:uiPriority w:val="9"/>
+    <w:semiHidden/>
+    <w:unhideWhenUsed/>
+    <w:qFormat/>
+    <w:rsid w:val="00F9347A"/>
+    <w:pPr>
+      <w:keepNext/>
+      <w:keepLines/>
+      <w:spacing w:after="0" w:line="278" w:lineRule="auto"/>
+      <w:outlineLvl w:val="8"/>
+    </w:pPr>
+    <w:rPr>
+      <w:rFonts w:asciiTheme="minorHAnsi" w:eastAsiaTheme="majorEastAsia" w:hAnsiTheme="minorHAnsi" w:cstheme="majorBidi"/>
+      <w:color w:val="272727" w:themeColor="text1" w:themeTint="D8"/>
+      <w:kern w:val="2"/>
+      <w:sz w:val="24"/>
+      <w:szCs w:val="24"/>
+      <w:lang w:val="en-US"/>
+      <w14:ligatures w14:val="standardContextual"/>
     </w:rPr>
   </w:style>
   <w:style w:type="character" w:default="1" w:styleId="DefaultParagraphFont">
@@ -1128,49 +1327,321 @@
     <w:semiHidden/>
     <w:unhideWhenUsed/>
   </w:style>
-  <w:style w:type="table" w:customStyle="1" w:styleId="TableNormal0">
-    <w:name w:val="TableNormal"/>
-    <w:tblPr>
-      <w:tblCellMar>
-        <w:top w:w="100" w:type="dxa"/>
-        <w:left w:w="100" w:type="dxa"/>
-        <w:bottom w:w="100" w:type="dxa"/>
-        <w:right w:w="100" w:type="dxa"/>
-      </w:tblCellMar>
-    </w:tblPr>
+  <w:style w:type="character" w:customStyle="1" w:styleId="Heading1Char">
+    <w:name w:val="Heading 1 Char"/>
+    <w:basedOn w:val="DefaultParagraphFont"/>
+    <w:link w:val="Heading1"/>
+    <w:uiPriority w:val="9"/>
+    <w:rsid w:val="00F9347A"/>
+    <w:rPr>
+      <w:rFonts w:asciiTheme="majorHAnsi" w:eastAsiaTheme="majorEastAsia" w:hAnsiTheme="majorHAnsi" w:cstheme="majorBidi"/>
+      <w:color w:val="0F4761" w:themeColor="accent1" w:themeShade="BF"/>
+      <w:sz w:val="40"/>
+      <w:szCs w:val="40"/>
+    </w:rPr>
+  </w:style>
+  <w:style w:type="character" w:customStyle="1" w:styleId="Heading2Char">
+    <w:name w:val="Heading 2 Char"/>
+    <w:basedOn w:val="DefaultParagraphFont"/>
+    <w:link w:val="Heading2"/>
+    <w:uiPriority w:val="9"/>
+    <w:semiHidden/>
+    <w:rsid w:val="00F9347A"/>
+    <w:rPr>
+      <w:rFonts w:asciiTheme="majorHAnsi" w:eastAsiaTheme="majorEastAsia" w:hAnsiTheme="majorHAnsi" w:cstheme="majorBidi"/>
+      <w:color w:val="0F4761" w:themeColor="accent1" w:themeShade="BF"/>
+      <w:sz w:val="32"/>
+      <w:szCs w:val="32"/>
+    </w:rPr>
+  </w:style>
+  <w:style w:type="character" w:customStyle="1" w:styleId="Heading3Char">
+    <w:name w:val="Heading 3 Char"/>
+    <w:basedOn w:val="DefaultParagraphFont"/>
+    <w:link w:val="Heading3"/>
+    <w:uiPriority w:val="9"/>
+    <w:semiHidden/>
+    <w:rsid w:val="00F9347A"/>
+    <w:rPr>
+      <w:rFonts w:eastAsiaTheme="majorEastAsia" w:cstheme="majorBidi"/>
+      <w:color w:val="0F4761" w:themeColor="accent1" w:themeShade="BF"/>
+      <w:sz w:val="28"/>
+      <w:szCs w:val="28"/>
+    </w:rPr>
+  </w:style>
+  <w:style w:type="character" w:customStyle="1" w:styleId="Heading4Char">
+    <w:name w:val="Heading 4 Char"/>
+    <w:basedOn w:val="DefaultParagraphFont"/>
+    <w:link w:val="Heading4"/>
+    <w:uiPriority w:val="9"/>
+    <w:semiHidden/>
+    <w:rsid w:val="00F9347A"/>
+    <w:rPr>
+      <w:rFonts w:eastAsiaTheme="majorEastAsia" w:cstheme="majorBidi"/>
+      <w:i/>
+      <w:iCs/>
+      <w:color w:val="0F4761" w:themeColor="accent1" w:themeShade="BF"/>
+    </w:rPr>
+  </w:style>
+  <w:style w:type="character" w:customStyle="1" w:styleId="Heading5Char">
+    <w:name w:val="Heading 5 Char"/>
+    <w:basedOn w:val="DefaultParagraphFont"/>
+    <w:link w:val="Heading5"/>
+    <w:uiPriority w:val="9"/>
+    <w:semiHidden/>
+    <w:rsid w:val="00F9347A"/>
+    <w:rPr>
+      <w:rFonts w:eastAsiaTheme="majorEastAsia" w:cstheme="majorBidi"/>
+      <w:color w:val="0F4761" w:themeColor="accent1" w:themeShade="BF"/>
+    </w:rPr>
+  </w:style>
+  <w:style w:type="character" w:customStyle="1" w:styleId="Heading6Char">
+    <w:name w:val="Heading 6 Char"/>
+    <w:basedOn w:val="DefaultParagraphFont"/>
+    <w:link w:val="Heading6"/>
+    <w:uiPriority w:val="9"/>
+    <w:semiHidden/>
+    <w:rsid w:val="00F9347A"/>
+    <w:rPr>
+      <w:rFonts w:eastAsiaTheme="majorEastAsia" w:cstheme="majorBidi"/>
+      <w:i/>
+      <w:iCs/>
+      <w:color w:val="595959" w:themeColor="text1" w:themeTint="A6"/>
+    </w:rPr>
+  </w:style>
+  <w:style w:type="character" w:customStyle="1" w:styleId="Heading7Char">
+    <w:name w:val="Heading 7 Char"/>
+    <w:basedOn w:val="DefaultParagraphFont"/>
+    <w:link w:val="Heading7"/>
+    <w:uiPriority w:val="9"/>
+    <w:semiHidden/>
+    <w:rsid w:val="00F9347A"/>
+    <w:rPr>
+      <w:rFonts w:eastAsiaTheme="majorEastAsia" w:cstheme="majorBidi"/>
+      <w:color w:val="595959" w:themeColor="text1" w:themeTint="A6"/>
+    </w:rPr>
+  </w:style>
+  <w:style w:type="character" w:customStyle="1" w:styleId="Heading8Char">
+    <w:name w:val="Heading 8 Char"/>
+    <w:basedOn w:val="DefaultParagraphFont"/>
+    <w:link w:val="Heading8"/>
+    <w:uiPriority w:val="9"/>
+    <w:semiHidden/>
+    <w:rsid w:val="00F9347A"/>
+    <w:rPr>
+      <w:rFonts w:eastAsiaTheme="majorEastAsia" w:cstheme="majorBidi"/>
+      <w:i/>
+      <w:iCs/>
+      <w:color w:val="272727" w:themeColor="text1" w:themeTint="D8"/>
+    </w:rPr>
+  </w:style>
+  <w:style w:type="character" w:customStyle="1" w:styleId="Heading9Char">
+    <w:name w:val="Heading 9 Char"/>
+    <w:basedOn w:val="DefaultParagraphFont"/>
+    <w:link w:val="Heading9"/>
+    <w:uiPriority w:val="9"/>
+    <w:semiHidden/>
+    <w:rsid w:val="00F9347A"/>
+    <w:rPr>
+      <w:rFonts w:eastAsiaTheme="majorEastAsia" w:cstheme="majorBidi"/>
+      <w:color w:val="272727" w:themeColor="text1" w:themeTint="D8"/>
+    </w:rPr>
   </w:style>
   <w:style w:type="paragraph" w:styleId="Title">
     <w:name w:val="Title"/>
     <w:basedOn w:val="Normal"/>
     <w:next w:val="Normal"/>
+    <w:link w:val="TitleChar"/>
     <w:uiPriority w:val="10"/>
     <w:qFormat/>
-    <w:pPr>
-      <w:pBdr>
-        <w:bottom w:val="single" w:sz="8" w:space="4" w:color="4F81BD"/>
-      </w:pBdr>
-      <w:spacing w:after="300" w:line="240" w:lineRule="auto"/>
-    </w:pPr>
-    <w:rPr>
-      <w:rFonts w:ascii="Calibri" w:eastAsia="Calibri" w:hAnsi="Calibri" w:cs="Calibri"/>
-      <w:color w:val="17365D"/>
-      <w:sz w:val="52"/>
-      <w:szCs w:val="52"/>
+    <w:rsid w:val="00F9347A"/>
+    <w:pPr>
+      <w:spacing w:after="80" w:line="240" w:lineRule="auto"/>
+      <w:contextualSpacing/>
+    </w:pPr>
+    <w:rPr>
+      <w:rFonts w:asciiTheme="majorHAnsi" w:eastAsiaTheme="majorEastAsia" w:hAnsiTheme="majorHAnsi" w:cstheme="majorBidi"/>
+      <w:spacing w:val="-10"/>
+      <w:kern w:val="28"/>
+      <w:sz w:val="56"/>
+      <w:szCs w:val="56"/>
+      <w:lang w:val="en-US"/>
+      <w14:ligatures w14:val="standardContextual"/>
+    </w:rPr>
+  </w:style>
+  <w:style w:type="character" w:customStyle="1" w:styleId="TitleChar">
+    <w:name w:val="Title Char"/>
+    <w:basedOn w:val="DefaultParagraphFont"/>
+    <w:link w:val="Title"/>
+    <w:uiPriority w:val="10"/>
+    <w:rsid w:val="00F9347A"/>
+    <w:rPr>
+      <w:rFonts w:asciiTheme="majorHAnsi" w:eastAsiaTheme="majorEastAsia" w:hAnsiTheme="majorHAnsi" w:cstheme="majorBidi"/>
+      <w:spacing w:val="-10"/>
+      <w:kern w:val="28"/>
+      <w:sz w:val="56"/>
+      <w:szCs w:val="56"/>
     </w:rPr>
   </w:style>
   <w:style w:type="paragraph" w:styleId="Subtitle">
     <w:name w:val="Subtitle"/>
     <w:basedOn w:val="Normal"/>
     <w:next w:val="Normal"/>
+    <w:link w:val="SubtitleChar"/>
     <w:uiPriority w:val="11"/>
     <w:qFormat/>
-    <w:rPr>
-      <w:rFonts w:ascii="Calibri" w:eastAsia="Calibri" w:hAnsi="Calibri" w:cs="Calibri"/>
+    <w:rsid w:val="00F9347A"/>
+    <w:pPr>
+      <w:numPr>
+        <w:ilvl w:val="1"/>
+      </w:numPr>
+      <w:spacing w:after="160" w:line="278" w:lineRule="auto"/>
+    </w:pPr>
+    <w:rPr>
+      <w:rFonts w:asciiTheme="minorHAnsi" w:eastAsiaTheme="majorEastAsia" w:hAnsiTheme="minorHAnsi" w:cstheme="majorBidi"/>
+      <w:color w:val="595959" w:themeColor="text1" w:themeTint="A6"/>
+      <w:spacing w:val="15"/>
+      <w:kern w:val="2"/>
+      <w:sz w:val="28"/>
+      <w:szCs w:val="28"/>
+      <w:lang w:val="en-US"/>
+      <w14:ligatures w14:val="standardContextual"/>
+    </w:rPr>
+  </w:style>
+  <w:style w:type="character" w:customStyle="1" w:styleId="SubtitleChar">
+    <w:name w:val="Subtitle Char"/>
+    <w:basedOn w:val="DefaultParagraphFont"/>
+    <w:link w:val="Subtitle"/>
+    <w:uiPriority w:val="11"/>
+    <w:rsid w:val="00F9347A"/>
+    <w:rPr>
+      <w:rFonts w:eastAsiaTheme="majorEastAsia" w:cstheme="majorBidi"/>
+      <w:color w:val="595959" w:themeColor="text1" w:themeTint="A6"/>
+      <w:spacing w:val="15"/>
+      <w:sz w:val="28"/>
+      <w:szCs w:val="28"/>
+    </w:rPr>
+  </w:style>
+  <w:style w:type="paragraph" w:styleId="Quote">
+    <w:name w:val="Quote"/>
+    <w:basedOn w:val="Normal"/>
+    <w:next w:val="Normal"/>
+    <w:link w:val="QuoteChar"/>
+    <w:uiPriority w:val="29"/>
+    <w:qFormat/>
+    <w:rsid w:val="00F9347A"/>
+    <w:pPr>
+      <w:spacing w:before="160" w:after="160" w:line="278" w:lineRule="auto"/>
+      <w:jc w:val="center"/>
+    </w:pPr>
+    <w:rPr>
+      <w:rFonts w:asciiTheme="minorHAnsi" w:eastAsiaTheme="minorHAnsi" w:hAnsiTheme="minorHAnsi" w:cstheme="minorBidi"/>
       <w:i/>
       <w:iCs/>
-      <w:color w:val="4F81BD"/>
+      <w:color w:val="404040" w:themeColor="text1" w:themeTint="BF"/>
+      <w:kern w:val="2"/>
       <w:sz w:val="24"/>
       <w:szCs w:val="24"/>
+      <w:lang w:val="en-US"/>
+      <w14:ligatures w14:val="standardContextual"/>
+    </w:rPr>
+  </w:style>
+  <w:style w:type="character" w:customStyle="1" w:styleId="QuoteChar">
+    <w:name w:val="Quote Char"/>
+    <w:basedOn w:val="DefaultParagraphFont"/>
+    <w:link w:val="Quote"/>
+    <w:uiPriority w:val="29"/>
+    <w:rsid w:val="00F9347A"/>
+    <w:rPr>
+      <w:i/>
+      <w:iCs/>
+      <w:color w:val="404040" w:themeColor="text1" w:themeTint="BF"/>
+    </w:rPr>
+  </w:style>
+  <w:style w:type="paragraph" w:styleId="ListParagraph">
+    <w:name w:val="List Paragraph"/>
+    <w:basedOn w:val="Normal"/>
+    <w:uiPriority w:val="34"/>
+    <w:qFormat/>
+    <w:rsid w:val="00F9347A"/>
+    <w:pPr>
+      <w:spacing w:after="160" w:line="278" w:lineRule="auto"/>
+      <w:ind w:left="720"/>
+      <w:contextualSpacing/>
+    </w:pPr>
+    <w:rPr>
+      <w:rFonts w:asciiTheme="minorHAnsi" w:eastAsiaTheme="minorHAnsi" w:hAnsiTheme="minorHAnsi" w:cstheme="minorBidi"/>
+      <w:kern w:val="2"/>
+      <w:sz w:val="24"/>
+      <w:szCs w:val="24"/>
+      <w:lang w:val="en-US"/>
+      <w14:ligatures w14:val="standardContextual"/>
+    </w:rPr>
+  </w:style>
+  <w:style w:type="character" w:styleId="IntenseEmphasis">
+    <w:name w:val="Intense Emphasis"/>
+    <w:basedOn w:val="DefaultParagraphFont"/>
+    <w:uiPriority w:val="21"/>
+    <w:qFormat/>
+    <w:rsid w:val="00F9347A"/>
+    <w:rPr>
+      <w:i/>
+      <w:iCs/>
+      <w:color w:val="0F4761" w:themeColor="accent1" w:themeShade="BF"/>
+    </w:rPr>
+  </w:style>
+  <w:style w:type="paragraph" w:styleId="IntenseQuote">
+    <w:name w:val="Intense Quote"/>
+    <w:basedOn w:val="Normal"/>
+    <w:next w:val="Normal"/>
+    <w:link w:val="IntenseQuoteChar"/>
+    <w:uiPriority w:val="30"/>
+    <w:qFormat/>
+    <w:rsid w:val="00F9347A"/>
+    <w:pPr>
+      <w:pBdr>
+        <w:top w:val="single" w:sz="4" w:space="10" w:color="0F4761" w:themeColor="accent1" w:themeShade="BF"/>
+        <w:bottom w:val="single" w:sz="4" w:space="10" w:color="0F4761" w:themeColor="accent1" w:themeShade="BF"/>
+      </w:pBdr>
+      <w:spacing w:before="360" w:after="360" w:line="278" w:lineRule="auto"/>
+      <w:ind w:left="864" w:right="864"/>
+      <w:jc w:val="center"/>
+    </w:pPr>
+    <w:rPr>
+      <w:rFonts w:asciiTheme="minorHAnsi" w:eastAsiaTheme="minorHAnsi" w:hAnsiTheme="minorHAnsi" w:cstheme="minorBidi"/>
+      <w:i/>
+      <w:iCs/>
+      <w:color w:val="0F4761" w:themeColor="accent1" w:themeShade="BF"/>
+      <w:kern w:val="2"/>
+      <w:sz w:val="24"/>
+      <w:szCs w:val="24"/>
+      <w:lang w:val="en-US"/>
+      <w14:ligatures w14:val="standardContextual"/>
+    </w:rPr>
+  </w:style>
+  <w:style w:type="character" w:customStyle="1" w:styleId="IntenseQuoteChar">
+    <w:name w:val="Intense Quote Char"/>
+    <w:basedOn w:val="DefaultParagraphFont"/>
+    <w:link w:val="IntenseQuote"/>
+    <w:uiPriority w:val="30"/>
+    <w:rsid w:val="00F9347A"/>
+    <w:rPr>
+      <w:i/>
+      <w:iCs/>
+      <w:color w:val="0F4761" w:themeColor="accent1" w:themeShade="BF"/>
+    </w:rPr>
+  </w:style>
+  <w:style w:type="character" w:styleId="IntenseReference">
+    <w:name w:val="Intense Reference"/>
+    <w:basedOn w:val="DefaultParagraphFont"/>
+    <w:uiPriority w:val="32"/>
+    <w:qFormat/>
+    <w:rsid w:val="00F9347A"/>
+    <w:rPr>
+      <w:b/>
+      <w:bCs/>
+      <w:smallCaps/>
+      <w:color w:val="0F4761" w:themeColor="accent1" w:themeShade="BF"/>
+      <w:spacing w:val="5"/>
     </w:rPr>
   </w:style>
   <w:style w:type="paragraph" w:styleId="Header">
@@ -1179,7 +1650,7 @@
     <w:link w:val="HeaderChar"/>
     <w:uiPriority w:val="99"/>
     <w:unhideWhenUsed/>
-    <w:rsid w:val="00E04174"/>
+    <w:rsid w:val="008815DD"/>
     <w:pPr>
       <w:tabs>
         <w:tab w:val="center" w:pos="4680"/>
@@ -1193,7 +1664,15 @@
     <w:basedOn w:val="DefaultParagraphFont"/>
     <w:link w:val="Header"/>
     <w:uiPriority w:val="99"/>
-    <w:rsid w:val="00E04174"/>
+    <w:rsid w:val="008815DD"/>
+    <w:rPr>
+      <w:rFonts w:ascii="Cambria" w:eastAsia="Cambria" w:hAnsi="Cambria" w:cs="Cambria"/>
+      <w:kern w:val="0"/>
+      <w:sz w:val="22"/>
+      <w:szCs w:val="22"/>
+      <w:lang w:val="en"/>
+      <w14:ligatures w14:val="none"/>
+    </w:rPr>
   </w:style>
   <w:style w:type="paragraph" w:styleId="Footer">
     <w:name w:val="footer"/>
@@ -1201,7 +1680,7 @@
     <w:link w:val="FooterChar"/>
     <w:uiPriority w:val="99"/>
     <w:unhideWhenUsed/>
-    <w:rsid w:val="00E04174"/>
+    <w:rsid w:val="008815DD"/>
     <w:pPr>
       <w:tabs>
         <w:tab w:val="center" w:pos="4680"/>
@@ -1215,7 +1694,15 @@
     <w:basedOn w:val="DefaultParagraphFont"/>
     <w:link w:val="Footer"/>
     <w:uiPriority w:val="99"/>
-    <w:rsid w:val="00E04174"/>
+    <w:rsid w:val="008815DD"/>
+    <w:rPr>
+      <w:rFonts w:ascii="Cambria" w:eastAsia="Cambria" w:hAnsi="Cambria" w:cs="Cambria"/>
+      <w:kern w:val="0"/>
+      <w:sz w:val="22"/>
+      <w:szCs w:val="22"/>
+      <w:lang w:val="en"/>
+      <w14:ligatures w14:val="none"/>
+    </w:rPr>
   </w:style>
 </w:styles>
 </file>
@@ -1231,44 +1718,44 @@
         <a:sysClr val="window" lastClr="FFFFFF"/>
       </a:lt1>
       <a:dk2>
-        <a:srgbClr val="1F497D"/>
+        <a:srgbClr val="0E2841"/>
       </a:dk2>
       <a:lt2>
-        <a:srgbClr val="EEECE1"/>
+        <a:srgbClr val="E8E8E8"/>
       </a:lt2>
       <a:accent1>
-        <a:srgbClr val="4F81BD"/>
+        <a:srgbClr val="156082"/>
       </a:accent1>
       <a:accent2>
-        <a:srgbClr val="C0504D"/>
+        <a:srgbClr val="E97132"/>
       </a:accent2>
       <a:accent3>
-        <a:srgbClr val="9BBB59"/>
+        <a:srgbClr val="196B24"/>
       </a:accent3>
       <a:accent4>
-        <a:srgbClr val="8064A2"/>
+        <a:srgbClr val="0F9ED5"/>
       </a:accent4>
       <a:accent5>
-        <a:srgbClr val="4BACC6"/>
+        <a:srgbClr val="A02B93"/>
       </a:accent5>
       <a:accent6>
-        <a:srgbClr val="F79646"/>
+        <a:srgbClr val="4EA72E"/>
       </a:accent6>
       <a:hlink>
-        <a:srgbClr val="0000FF"/>
+        <a:srgbClr val="467886"/>
       </a:hlink>
       <a:folHlink>
-        <a:srgbClr val="800080"/>
+        <a:srgbClr val="96607D"/>
       </a:folHlink>
     </a:clrScheme>
     <a:fontScheme name="Office">
       <a:majorFont>
-        <a:latin typeface="Calibri"/>
+        <a:latin typeface="Aptos Display" panose="02110004020202020204"/>
         <a:ea typeface=""/>
         <a:cs typeface=""/>
-        <a:font script="Jpan" typeface="ＭＳ ゴシック"/>
+        <a:font script="Jpan" typeface="游ゴシック Light"/>
         <a:font script="Hang" typeface="맑은 고딕"/>
-        <a:font script="Hans" typeface="宋体"/>
+        <a:font script="Hans" typeface="等线 Light"/>
         <a:font script="Hant" typeface="新細明體"/>
         <a:font script="Arab" typeface="Times New Roman"/>
         <a:font script="Hebr" typeface="Times New Roman"/>
@@ -1296,14 +1783,31 @@
         <a:font script="Viet" typeface="Times New Roman"/>
         <a:font script="Uigh" typeface="Microsoft Uighur"/>
         <a:font script="Geor" typeface="Sylfaen"/>
+        <a:font script="Armn" typeface="Arial"/>
+        <a:font script="Bugi" typeface="Leelawadee UI"/>
+        <a:font script="Bopo" typeface="Microsoft JhengHei"/>
+        <a:font script="Java" typeface="Javanese Text"/>
+        <a:font script="Lisu" typeface="Segoe UI"/>
+        <a:font script="Mymr" typeface="Myanmar Text"/>
+        <a:font script="Nkoo" typeface="Ebrima"/>
+        <a:font script="Olck" typeface="Nirmala UI"/>
+        <a:font script="Osma" typeface="Ebrima"/>
+        <a:font script="Phag" typeface="Phagspa"/>
+        <a:font script="Syrn" typeface="Estrangelo Edessa"/>
+        <a:font script="Syrj" typeface="Estrangelo Edessa"/>
+        <a:font script="Syre" typeface="Estrangelo Edessa"/>
+        <a:font script="Sora" typeface="Nirmala UI"/>
+        <a:font script="Tale" typeface="Microsoft Tai Le"/>
+        <a:font script="Talu" typeface="Microsoft New Tai Lue"/>
+        <a:font script="Tfng" typeface="Ebrima"/>
       </a:majorFont>
       <a:minorFont>
-        <a:latin typeface="Cambria"/>
+        <a:latin typeface="Aptos" panose="02110004020202020204"/>
         <a:ea typeface=""/>
         <a:cs typeface=""/>
-        <a:font script="Jpan" typeface="ＭＳ 明朝"/>
+        <a:font script="Jpan" typeface="游明朝"/>
         <a:font script="Hang" typeface="맑은 고딕"/>
-        <a:font script="Hans" typeface="宋体"/>
+        <a:font script="Hans" typeface="等线"/>
         <a:font script="Hant" typeface="新細明體"/>
         <a:font script="Arab" typeface="Arial"/>
         <a:font script="Hebr" typeface="Arial"/>
@@ -1331,6 +1835,23 @@
         <a:font script="Viet" typeface="Arial"/>
         <a:font script="Uigh" typeface="Microsoft Uighur"/>
         <a:font script="Geor" typeface="Sylfaen"/>
+        <a:font script="Armn" typeface="Arial"/>
+        <a:font script="Bugi" typeface="Leelawadee UI"/>
+        <a:font script="Bopo" typeface="Microsoft JhengHei"/>
+        <a:font script="Java" typeface="Javanese Text"/>
+        <a:font script="Lisu" typeface="Segoe UI"/>
+        <a:font script="Mymr" typeface="Myanmar Text"/>
+        <a:font script="Nkoo" typeface="Ebrima"/>
+        <a:font script="Olck" typeface="Nirmala UI"/>
+        <a:font script="Osma" typeface="Ebrima"/>
+        <a:font script="Phag" typeface="Phagspa"/>
+        <a:font script="Syrn" typeface="Estrangelo Edessa"/>
+        <a:font script="Syrj" typeface="Estrangelo Edessa"/>
+        <a:font script="Syre" typeface="Estrangelo Edessa"/>
+        <a:font script="Sora" typeface="Nirmala UI"/>
+        <a:font script="Tale" typeface="Microsoft Tai Le"/>
+        <a:font script="Talu" typeface="Microsoft New Tai Lue"/>
+        <a:font script="Tfng" typeface="Ebrima"/>
       </a:minorFont>
     </a:fontScheme>
     <a:fmtScheme name="Office">
@@ -1342,180 +1863,136 @@
           <a:gsLst>
             <a:gs pos="0">
               <a:schemeClr val="phClr">
-                <a:tint val="50000"/>
-                <a:satMod val="300000"/>
+                <a:lumMod val="110000"/>
+                <a:satMod val="105000"/>
+                <a:tint val="67000"/>
               </a:schemeClr>
             </a:gs>
-            <a:gs pos="35000">
+            <a:gs pos="50000">
               <a:schemeClr val="phClr">
-                <a:tint val="37000"/>
-                <a:satMod val="300000"/>
+                <a:lumMod val="105000"/>
+                <a:satMod val="103000"/>
+                <a:tint val="73000"/>
               </a:schemeClr>
             </a:gs>
             <a:gs pos="100000">
               <a:schemeClr val="phClr">
-                <a:tint val="15000"/>
-                <a:satMod val="350000"/>
+                <a:lumMod val="105000"/>
+                <a:satMod val="109000"/>
+                <a:tint val="81000"/>
               </a:schemeClr>
             </a:gs>
           </a:gsLst>
-          <a:lin ang="16200000" scaled="1"/>
+          <a:lin ang="5400000" scaled="0"/>
         </a:gradFill>
         <a:gradFill rotWithShape="1">
           <a:gsLst>
             <a:gs pos="0">
               <a:schemeClr val="phClr">
-                <a:tint val="100000"/>
+                <a:satMod val="103000"/>
+                <a:lumMod val="102000"/>
+                <a:tint val="94000"/>
+              </a:schemeClr>
+            </a:gs>
+            <a:gs pos="50000">
+              <a:schemeClr val="phClr">
+                <a:satMod val="110000"/>
+                <a:lumMod val="100000"/>
                 <a:shade val="100000"/>
-                <a:satMod val="130000"/>
               </a:schemeClr>
             </a:gs>
             <a:gs pos="100000">
               <a:schemeClr val="phClr">
-                <a:tint val="50000"/>
-                <a:shade val="100000"/>
-                <a:satMod val="350000"/>
+                <a:lumMod val="99000"/>
+                <a:satMod val="120000"/>
+                <a:shade val="78000"/>
               </a:schemeClr>
             </a:gs>
           </a:gsLst>
-          <a:lin ang="16200000" scaled="0"/>
+          <a:lin ang="5400000" scaled="0"/>
         </a:gradFill>
       </a:fillStyleLst>
       <a:lnStyleLst>
-        <a:ln w="9525" cap="flat" cmpd="sng" algn="ctr">
+        <a:ln w="12700" cap="flat" cmpd="sng" algn="ctr">
           <a:solidFill>
-            <a:schemeClr val="phClr">
-              <a:shade val="95000"/>
-              <a:satMod val="105000"/>
-            </a:schemeClr>
+            <a:schemeClr val="phClr"/>
           </a:solidFill>
           <a:prstDash val="solid"/>
+          <a:miter lim="800000"/>
+        </a:ln>
+        <a:ln w="19050" cap="flat" cmpd="sng" algn="ctr">
+          <a:solidFill>
+            <a:schemeClr val="phClr"/>
+          </a:solidFill>
+          <a:prstDash val="solid"/>
+          <a:miter lim="800000"/>
         </a:ln>
         <a:ln w="25400" cap="flat" cmpd="sng" algn="ctr">
           <a:solidFill>
             <a:schemeClr val="phClr"/>
           </a:solidFill>
           <a:prstDash val="solid"/>
-        </a:ln>
-        <a:ln w="38100" cap="flat" cmpd="sng" algn="ctr">
-          <a:solidFill>
-            <a:schemeClr val="phClr"/>
-          </a:solidFill>
-          <a:prstDash val="solid"/>
+          <a:miter lim="800000"/>
         </a:ln>
       </a:lnStyleLst>
       <a:effectStyleLst>
         <a:effectStyle>
+          <a:effectLst/>
+        </a:effectStyle>
+        <a:effectStyle>
+          <a:effectLst/>
+        </a:effectStyle>
+        <a:effectStyle>
           <a:effectLst>
-            <a:outerShdw blurRad="40000" dist="20000" dir="5400000" rotWithShape="0">
+            <a:outerShdw blurRad="57150" dist="19050" dir="5400000" algn="ctr" rotWithShape="0">
               <a:srgbClr val="000000">
-                <a:alpha val="38000"/>
+                <a:alpha val="63000"/>
               </a:srgbClr>
             </a:outerShdw>
           </a:effectLst>
-        </a:effectStyle>
-        <a:effectStyle>
-          <a:effectLst>
-            <a:outerShdw blurRad="40000" dist="23000" dir="5400000" rotWithShape="0">
-              <a:srgbClr val="000000">
-                <a:alpha val="35000"/>
-              </a:srgbClr>
-            </a:outerShdw>
-          </a:effectLst>
-        </a:effectStyle>
-        <a:effectStyle>
-          <a:effectLst>
-            <a:outerShdw blurRad="40000" dist="23000" dir="5400000" rotWithShape="0">
-              <a:srgbClr val="000000">
-                <a:alpha val="35000"/>
-              </a:srgbClr>
-            </a:outerShdw>
-          </a:effectLst>
-          <a:scene3d>
-            <a:camera prst="orthographicFront">
-              <a:rot lat="0" lon="0" rev="0"/>
-            </a:camera>
-            <a:lightRig rig="threePt" dir="t">
-              <a:rot lat="0" lon="0" rev="1200000"/>
-            </a:lightRig>
-          </a:scene3d>
-          <a:sp3d>
-            <a:bevelT w="63500" h="25400"/>
-          </a:sp3d>
         </a:effectStyle>
       </a:effectStyleLst>
       <a:bgFillStyleLst>
         <a:solidFill>
           <a:schemeClr val="phClr"/>
         </a:solidFill>
+        <a:solidFill>
+          <a:schemeClr val="phClr">
+            <a:tint val="95000"/>
+            <a:satMod val="170000"/>
+          </a:schemeClr>
+        </a:solidFill>
         <a:gradFill rotWithShape="1">
           <a:gsLst>
             <a:gs pos="0">
               <a:schemeClr val="phClr">
-                <a:tint val="40000"/>
-                <a:satMod val="350000"/>
+                <a:tint val="93000"/>
+                <a:satMod val="150000"/>
+                <a:shade val="98000"/>
+                <a:lumMod val="102000"/>
               </a:schemeClr>
             </a:gs>
-            <a:gs pos="40000">
+            <a:gs pos="50000">
               <a:schemeClr val="phClr">
-                <a:tint val="45000"/>
-                <a:shade val="99000"/>
-                <a:satMod val="350000"/>
+                <a:tint val="98000"/>
+                <a:satMod val="130000"/>
+                <a:shade val="90000"/>
+                <a:lumMod val="103000"/>
               </a:schemeClr>
             </a:gs>
             <a:gs pos="100000">
               <a:schemeClr val="phClr">
-                <a:shade val="20000"/>
-                <a:satMod val="255000"/>
+                <a:shade val="63000"/>
+                <a:satMod val="120000"/>
               </a:schemeClr>
             </a:gs>
           </a:gsLst>
-          <a:path path="circle">
-            <a:fillToRect l="50000" t="-80000" r="50000" b="180000"/>
-          </a:path>
-        </a:gradFill>
-        <a:gradFill rotWithShape="1">
-          <a:gsLst>
-            <a:gs pos="0">
-              <a:schemeClr val="phClr">
-                <a:tint val="80000"/>
-                <a:satMod val="300000"/>
-              </a:schemeClr>
-            </a:gs>
-            <a:gs pos="100000">
-              <a:schemeClr val="phClr">
-                <a:shade val="30000"/>
-                <a:satMod val="200000"/>
-              </a:schemeClr>
-            </a:gs>
-          </a:gsLst>
-          <a:path path="circle">
-            <a:fillToRect l="50000" t="50000" r="50000" b="50000"/>
-          </a:path>
+          <a:lin ang="5400000" scaled="0"/>
         </a:gradFill>
       </a:bgFillStyleLst>
     </a:fmtScheme>
   </a:themeElements>
   <a:objectDefaults>
-    <a:spDef>
-      <a:spPr/>
-      <a:bodyPr/>
-      <a:lstStyle/>
-      <a:style>
-        <a:lnRef idx="1">
-          <a:schemeClr val="accent1"/>
-        </a:lnRef>
-        <a:fillRef idx="3">
-          <a:schemeClr val="accent1"/>
-        </a:fillRef>
-        <a:effectRef idx="2">
-          <a:schemeClr val="accent1"/>
-        </a:effectRef>
-        <a:fontRef idx="minor">
-          <a:schemeClr val="lt1"/>
-        </a:fontRef>
-      </a:style>
-    </a:spDef>
     <a:lnDef>
       <a:spPr/>
       <a:bodyPr/>
@@ -1537,5 +2014,10 @@
     </a:lnDef>
   </a:objectDefaults>
   <a:extraClrSchemeLst/>
+  <a:extLst>
+    <a:ext uri="{05A4C25C-085E-4340-85A3-A5531E510DB2}">
+      <thm15:themeFamily xmlns:thm15="http://schemas.microsoft.com/office/thememl/2012/main" name="Office Theme" id="{2E142A2C-CD16-42D6-873A-C26D2A0506FA}" vid="{1BDDFF52-6CD6-40A5-AB3C-68EB2F1E4D0A}"/>
+    </a:ext>
+  </a:extLst>
 </a:theme>
 </file>